--- a/Rodrigo/React Python/Rodrigo Fernandez.docx
+++ b/Rodrigo/React Python/Rodrigo Fernandez.docx
@@ -80,7 +80,41 @@
           <w:bCs/>
           <w:szCs w:val="24"/>
         </w:rPr>
-        <w:t>Senior React.js / Node.js Full Stack Engineer</w:t>
+        <w:t xml:space="preserve">Senior React.js / </w:t>
+      </w:r>
+      <w:r>
+        <w:rPr>
+          <w:b/>
+          <w:bCs/>
+          <w:szCs w:val="24"/>
+        </w:rPr>
+        <w:t>Python (Django/</w:t>
+      </w:r>
+      <w:proofErr w:type="spellStart"/>
+      <w:r>
+        <w:rPr>
+          <w:b/>
+          <w:bCs/>
+          <w:szCs w:val="24"/>
+        </w:rPr>
+        <w:t>FastAPI</w:t>
+      </w:r>
+      <w:proofErr w:type="spellEnd"/>
+      <w:r>
+        <w:rPr>
+          <w:b/>
+          <w:bCs/>
+          <w:szCs w:val="24"/>
+        </w:rPr>
+        <w:t>)</w:t>
+      </w:r>
+      <w:r>
+        <w:rPr>
+          <w:b/>
+          <w:bCs/>
+          <w:szCs w:val="24"/>
+        </w:rPr>
+        <w:t xml:space="preserve"> Full Stack Engineer</w:t>
       </w:r>
       <w:r>
         <w:rPr>
@@ -167,74 +201,48 @@
         </w:rPr>
       </w:pPr>
       <w:r>
-        <w:t xml:space="preserve">Senior React.js Engineer with strong experience building SaaS, </w:t>
+        <w:t xml:space="preserve">Senior </w:t>
+      </w:r>
+      <w:r>
+        <w:rPr>
+          <w:rStyle w:val="Strong"/>
+        </w:rPr>
+        <w:t>React.js 16–18 / Python 3.8–3.12 Full Stack Engineer</w:t>
+      </w:r>
+      <w:r>
+        <w:t xml:space="preserve"> with 12+ years building secure, high-traffic platforms across </w:t>
+      </w:r>
+      <w:r>
+        <w:rPr>
+          <w:rStyle w:val="Strong"/>
+        </w:rPr>
+        <w:t xml:space="preserve">cloud infrastructure, healthcare SaaS, </w:t>
       </w:r>
       <w:proofErr w:type="spellStart"/>
       <w:r>
-        <w:t>fintech</w:t>
+        <w:rPr>
+          <w:rStyle w:val="Strong"/>
+        </w:rPr>
+        <w:t>eCommerce</w:t>
       </w:r>
       <w:proofErr w:type="spellEnd"/>
       <w:r>
-        <w:t xml:space="preserve">, healthcare, and enterprise workflow platforms using </w:t>
-      </w:r>
-      <w:r>
         <w:rPr>
           <w:rStyle w:val="Strong"/>
         </w:rPr>
-        <w:t>React.js 16–18</w:t>
-      </w:r>
-      <w:r>
-        <w:t xml:space="preserve">, </w:t>
+        <w:t>, digital marketing, and enterprise productivity</w:t>
+      </w:r>
+      <w:r>
+        <w:t xml:space="preserve"> industries, specializing in accessible React interfaces, Django/</w:t>
       </w:r>
       <w:proofErr w:type="spellStart"/>
       <w:r>
-        <w:rPr>
-          <w:rStyle w:val="Strong"/>
-        </w:rPr>
-        <w:t>TypeScript</w:t>
+        <w:t>FastAPI</w:t>
       </w:r>
       <w:proofErr w:type="spellEnd"/>
       <w:r>
-        <w:rPr>
-          <w:rStyle w:val="Strong"/>
-        </w:rPr>
-        <w:t xml:space="preserve"> 4–5</w:t>
-      </w:r>
-      <w:r>
-        <w:t xml:space="preserve">, </w:t>
-      </w:r>
-      <w:r>
-        <w:rPr>
-          <w:rStyle w:val="Strong"/>
-        </w:rPr>
-        <w:t>Redux Toolkit</w:t>
-      </w:r>
-      <w:r>
-        <w:t xml:space="preserve">, </w:t>
-      </w:r>
-      <w:r>
-        <w:rPr>
-          <w:rStyle w:val="Strong"/>
-        </w:rPr>
-        <w:t>Next.js 12–14</w:t>
-      </w:r>
-      <w:r>
-        <w:t xml:space="preserve">, and </w:t>
-      </w:r>
-      <w:r>
-        <w:rPr>
-          <w:rStyle w:val="Strong"/>
-        </w:rPr>
-        <w:t>Node.js 14–20</w:t>
-      </w:r>
-      <w:r>
-        <w:t xml:space="preserve"> in one cohesive frontend-to-API delivery model. Specialized in migrating legacy class-based UIs to modern hooks, stabilizing complex state, fixing production rendering and memory issues, improving Core Web Vitals, and partnering with backend, QA, product, and DevOps teams to ship secure, accessible, high-performance applications for large user bases. </w:t>
-      </w:r>
-      <w:proofErr w:type="gramStart"/>
-      <w:r>
-        <w:t>Known for turning vague product ideas into maintainable component systems and measurable business results.</w:t>
-      </w:r>
-      <w:proofErr w:type="gramEnd"/>
+        <w:t xml:space="preserve"> APIs, PostgreSQL data models, AWS deployments, CI/CD automation, and production debugging, with strong experience migrating legacy UIs and Python services to modern versions, reducing latency, improving release quality, and translating ambiguous product needs into scalable features that supported safer data workflows and cleaner engineering collaboration across distributed agile teams.</w:t>
+      </w:r>
     </w:p>
     <w:p>
       <w:pPr>
@@ -303,14 +311,52 @@
         </w:rPr>
         <w:t xml:space="preserve">, </w:t>
       </w:r>
-      <w:r>
-        <w:rPr>
-          <w:b/>
-          <w:bCs/>
-          <w:szCs w:val="24"/>
-        </w:rPr>
-        <w:t>Next.js 12–14</w:t>
-      </w:r>
+      <w:proofErr w:type="spellStart"/>
+      <w:r>
+        <w:rPr>
+          <w:b/>
+          <w:bCs/>
+          <w:szCs w:val="24"/>
+        </w:rPr>
+        <w:t>TypeScript</w:t>
+      </w:r>
+      <w:proofErr w:type="spellEnd"/>
+      <w:r>
+        <w:rPr>
+          <w:b/>
+          <w:bCs/>
+          <w:szCs w:val="24"/>
+        </w:rPr>
+        <w:t xml:space="preserve"> 3.x–5.x</w:t>
+      </w:r>
+      <w:r>
+        <w:rPr>
+          <w:szCs w:val="24"/>
+        </w:rPr>
+        <w:t xml:space="preserve">, JavaScript ES6+, Redux, Redux Toolkit, React Query, React Router, </w:t>
+      </w:r>
+      <w:proofErr w:type="spellStart"/>
+      <w:r>
+        <w:rPr>
+          <w:szCs w:val="24"/>
+        </w:rPr>
+        <w:t>Formik</w:t>
+      </w:r>
+      <w:proofErr w:type="spellEnd"/>
+      <w:r>
+        <w:rPr>
+          <w:szCs w:val="24"/>
+        </w:rPr>
+        <w:t xml:space="preserve">, React Hook Form, Material UI, Tailwind CSS, HTML5, CSS3, SASS, </w:t>
+      </w:r>
+      <w:proofErr w:type="spellStart"/>
+      <w:r>
+        <w:rPr>
+          <w:szCs w:val="24"/>
+        </w:rPr>
+        <w:t>Webpack</w:t>
+      </w:r>
+      <w:proofErr w:type="spellEnd"/>
       <w:r>
         <w:rPr>
           <w:szCs w:val="24"/>
@@ -320,26 +366,16 @@
       <w:proofErr w:type="spellStart"/>
       <w:r>
         <w:rPr>
-          <w:b/>
-          <w:bCs/>
-          <w:szCs w:val="24"/>
-        </w:rPr>
-        <w:t>TypeScript</w:t>
+          <w:szCs w:val="24"/>
+        </w:rPr>
+        <w:t>Vite</w:t>
       </w:r>
       <w:proofErr w:type="spellEnd"/>
       <w:r>
         <w:rPr>
-          <w:b/>
-          <w:bCs/>
-          <w:szCs w:val="24"/>
-        </w:rPr>
-        <w:t xml:space="preserve"> 4–5</w:t>
-      </w:r>
-      <w:r>
-        <w:rPr>
-          <w:szCs w:val="24"/>
-        </w:rPr>
-        <w:t>, JavaScript ES6+, Redux Toolkit, React Query, React Router, Context API, Hooks, HTML5, CSS3, Sass, CSS Modules, Tailwind CSS, Material UI</w:t>
+          <w:szCs w:val="24"/>
+        </w:rPr>
+        <w:t>, Jest, React Testing Library, Cypress</w:t>
       </w:r>
     </w:p>
     <w:p>
@@ -359,7 +395,7 @@
           <w:bCs/>
           <w:szCs w:val="24"/>
         </w:rPr>
-        <w:t>Backend &amp; API:</w:t>
+        <w:t>Backend:</w:t>
       </w:r>
       <w:r>
         <w:rPr>
@@ -373,17 +409,69 @@
           <w:bCs/>
           <w:szCs w:val="24"/>
         </w:rPr>
-        <w:t>Node.js 14–20</w:t>
-      </w:r>
-      <w:r>
-        <w:rPr>
-          <w:szCs w:val="24"/>
-        </w:rPr>
-        <w:t xml:space="preserve">, Express.js, REST APIs, </w:t>
+        <w:t>Python 3.8–3.12</w:t>
+      </w:r>
+      <w:r>
+        <w:rPr>
+          <w:szCs w:val="24"/>
+        </w:rPr>
+        <w:t xml:space="preserve">, </w:t>
+      </w:r>
+      <w:r>
+        <w:rPr>
+          <w:b/>
+          <w:bCs/>
+          <w:szCs w:val="24"/>
+        </w:rPr>
+        <w:t>Django 3.x–4.x</w:t>
+      </w:r>
+      <w:r>
+        <w:rPr>
+          <w:szCs w:val="24"/>
+        </w:rPr>
+        <w:t xml:space="preserve">, </w:t>
+      </w:r>
+      <w:r>
+        <w:rPr>
+          <w:b/>
+          <w:bCs/>
+          <w:szCs w:val="24"/>
+        </w:rPr>
+        <w:t>Django REST Framework</w:t>
+      </w:r>
+      <w:r>
+        <w:rPr>
+          <w:szCs w:val="24"/>
+        </w:rPr>
+        <w:t xml:space="preserve">, </w:t>
       </w:r>
       <w:proofErr w:type="spellStart"/>
       <w:r>
         <w:rPr>
+          <w:b/>
+          <w:bCs/>
+          <w:szCs w:val="24"/>
+        </w:rPr>
+        <w:t>FastAPI</w:t>
+      </w:r>
+      <w:proofErr w:type="spellEnd"/>
+      <w:r>
+        <w:rPr>
+          <w:b/>
+          <w:bCs/>
+          <w:szCs w:val="24"/>
+        </w:rPr>
+        <w:t xml:space="preserve"> 0.8x–0.11x</w:t>
+      </w:r>
+      <w:r>
+        <w:rPr>
+          <w:szCs w:val="24"/>
+        </w:rPr>
+        <w:t xml:space="preserve">, Flask, Celery, REST APIs, </w:t>
+      </w:r>
+      <w:proofErr w:type="spellStart"/>
+      <w:r>
+        <w:rPr>
           <w:szCs w:val="24"/>
         </w:rPr>
         <w:t>GraphQL</w:t>
@@ -400,14 +488,28 @@
         <w:rPr>
           <w:szCs w:val="24"/>
         </w:rPr>
-        <w:t>WebSocket</w:t>
+        <w:t>WebSockets</w:t>
       </w:r>
       <w:proofErr w:type="spellEnd"/>
       <w:r>
         <w:rPr>
           <w:szCs w:val="24"/>
         </w:rPr>
-        <w:t>, JWT, OAuth2, OpenID Connect, API versioning, pagination, validation, error handling</w:t>
+        <w:t xml:space="preserve">, JWT, OAuth2, RBAC, API versioning, background jobs, </w:t>
+      </w:r>
+      <w:proofErr w:type="spellStart"/>
+      <w:r>
+        <w:rPr>
+          <w:szCs w:val="24"/>
+        </w:rPr>
+        <w:t>async</w:t>
+      </w:r>
+      <w:proofErr w:type="spellEnd"/>
+      <w:r>
+        <w:rPr>
+          <w:szCs w:val="24"/>
+        </w:rPr>
+        <w:t xml:space="preserve"> processing</w:t>
       </w:r>
     </w:p>
     <w:p>
@@ -427,41 +529,55 @@
           <w:bCs/>
           <w:szCs w:val="24"/>
         </w:rPr>
-        <w:t>Testing &amp; Quality:</w:t>
-      </w:r>
-      <w:r>
-        <w:rPr>
-          <w:szCs w:val="24"/>
-        </w:rPr>
-        <w:t xml:space="preserve"> Jest, React Testing Library, Cypress, Playwright, Storybook, </w:t>
+        <w:t>Database:</w:t>
+      </w:r>
+      <w:r>
+        <w:rPr>
+          <w:szCs w:val="24"/>
+        </w:rPr>
+        <w:t xml:space="preserve"> </w:t>
+      </w:r>
+      <w:r>
+        <w:rPr>
+          <w:b/>
+          <w:bCs/>
+          <w:szCs w:val="24"/>
+        </w:rPr>
+        <w:t>PostgreSQL 11–15</w:t>
+      </w:r>
+      <w:r>
+        <w:rPr>
+          <w:szCs w:val="24"/>
+        </w:rPr>
+        <w:t xml:space="preserve">, MySQL, MongoDB, </w:t>
       </w:r>
       <w:proofErr w:type="spellStart"/>
       <w:r>
         <w:rPr>
           <w:szCs w:val="24"/>
         </w:rPr>
-        <w:t>ESLint</w:t>
+        <w:t>Redis</w:t>
       </w:r>
       <w:proofErr w:type="spellEnd"/>
       <w:r>
         <w:rPr>
           <w:szCs w:val="24"/>
         </w:rPr>
-        <w:t xml:space="preserve">, Prettier, </w:t>
+        <w:t xml:space="preserve">, </w:t>
       </w:r>
       <w:proofErr w:type="spellStart"/>
       <w:r>
         <w:rPr>
           <w:szCs w:val="24"/>
         </w:rPr>
-        <w:t>SonarQube</w:t>
+        <w:t>SQLAlchemy</w:t>
       </w:r>
       <w:proofErr w:type="spellEnd"/>
       <w:r>
         <w:rPr>
           <w:szCs w:val="24"/>
         </w:rPr>
-        <w:t>, accessibility testing, cross-browser testing</w:t>
+        <w:t>, Django ORM, Alembic, query optimization, indexing, migrations, stored procedures, data validation</w:t>
       </w:r>
     </w:p>
     <w:p>
@@ -487,11 +603,35 @@
         <w:rPr>
           <w:szCs w:val="24"/>
         </w:rPr>
-        <w:t xml:space="preserve"> AWS, Azure, Docker, Kubernetes, Nginx, GitHub Actions, </w:t>
+        <w:t xml:space="preserve"> </w:t>
+      </w:r>
+      <w:r>
+        <w:rPr>
+          <w:b/>
+          <w:bCs/>
+          <w:szCs w:val="24"/>
+        </w:rPr>
+        <w:t xml:space="preserve">AWS EC2, S3, RDS, Lambda, ECS, </w:t>
       </w:r>
       <w:proofErr w:type="spellStart"/>
       <w:r>
         <w:rPr>
+          <w:b/>
+          <w:bCs/>
+          <w:szCs w:val="24"/>
+        </w:rPr>
+        <w:t>CloudWatch</w:t>
+      </w:r>
+      <w:proofErr w:type="spellEnd"/>
+      <w:r>
+        <w:rPr>
+          <w:szCs w:val="24"/>
+        </w:rPr>
+        <w:t xml:space="preserve">, Docker, GitHub Actions, </w:t>
+      </w:r>
+      <w:proofErr w:type="spellStart"/>
+      <w:r>
+        <w:rPr>
           <w:szCs w:val="24"/>
         </w:rPr>
         <w:t>GitLab</w:t>
@@ -501,21 +641,7 @@
         <w:rPr>
           <w:szCs w:val="24"/>
         </w:rPr>
-        <w:t xml:space="preserve"> CI, Jenkins, Terraform, </w:t>
-      </w:r>
-      <w:proofErr w:type="spellStart"/>
-      <w:r>
-        <w:rPr>
-          <w:szCs w:val="24"/>
-        </w:rPr>
-        <w:t>CloudFront</w:t>
-      </w:r>
-      <w:proofErr w:type="spellEnd"/>
-      <w:r>
-        <w:rPr>
-          <w:szCs w:val="24"/>
-        </w:rPr>
-        <w:t>, S3, Lambda, ECS, RDS</w:t>
+        <w:t xml:space="preserve"> CI/CD, Nginx, Linux, Terraform basics, CI/CD pipelines, release automation, monitoring, logging</w:t>
       </w:r>
     </w:p>
     <w:p>
@@ -535,92 +661,28 @@
           <w:bCs/>
           <w:szCs w:val="24"/>
         </w:rPr>
-        <w:t>Databases &amp; Tools:</w:t>
-      </w:r>
-      <w:r>
-        <w:rPr>
-          <w:szCs w:val="24"/>
-        </w:rPr>
-        <w:t xml:space="preserve"> PostgreSQL, MySQL, MongoDB, </w:t>
+        <w:t>Engineering Practices:</w:t>
+      </w:r>
+      <w:r>
+        <w:rPr>
+          <w:szCs w:val="24"/>
+        </w:rPr>
+        <w:t xml:space="preserve"> Agile/Scrum, system design, </w:t>
       </w:r>
       <w:proofErr w:type="spellStart"/>
       <w:r>
         <w:rPr>
           <w:szCs w:val="24"/>
         </w:rPr>
-        <w:t>Redis</w:t>
+        <w:t>microservices</w:t>
       </w:r>
       <w:proofErr w:type="spellEnd"/>
       <w:r>
         <w:rPr>
           <w:szCs w:val="24"/>
         </w:rPr>
-        <w:t xml:space="preserve">, </w:t>
-      </w:r>
-      <w:proofErr w:type="spellStart"/>
-      <w:r>
-        <w:rPr>
-          <w:szCs w:val="24"/>
-        </w:rPr>
-        <w:t>Elasticsearch</w:t>
-      </w:r>
-      <w:proofErr w:type="spellEnd"/>
-      <w:r>
-        <w:rPr>
-          <w:szCs w:val="24"/>
-        </w:rPr>
-        <w:t xml:space="preserve">, </w:t>
-      </w:r>
-      <w:proofErr w:type="spellStart"/>
-      <w:r>
-        <w:rPr>
-          <w:szCs w:val="24"/>
-        </w:rPr>
-        <w:t>Git</w:t>
-      </w:r>
-      <w:proofErr w:type="spellEnd"/>
-      <w:r>
-        <w:rPr>
-          <w:szCs w:val="24"/>
-        </w:rPr>
-        <w:t xml:space="preserve">, Jira, Confluence, </w:t>
-      </w:r>
-      <w:proofErr w:type="spellStart"/>
-      <w:r>
-        <w:rPr>
-          <w:szCs w:val="24"/>
-        </w:rPr>
-        <w:t>Figma</w:t>
-      </w:r>
-      <w:proofErr w:type="spellEnd"/>
-      <w:r>
-        <w:rPr>
-          <w:szCs w:val="24"/>
-        </w:rPr>
-        <w:t xml:space="preserve">, </w:t>
-      </w:r>
-      <w:proofErr w:type="spellStart"/>
-      <w:r>
-        <w:rPr>
-          <w:szCs w:val="24"/>
-        </w:rPr>
-        <w:t>Datadog</w:t>
-      </w:r>
-      <w:proofErr w:type="spellEnd"/>
-      <w:r>
-        <w:rPr>
-          <w:szCs w:val="24"/>
-        </w:rPr>
-        <w:t xml:space="preserve">, Sentry, Prometheus, </w:t>
-      </w:r>
-      <w:proofErr w:type="spellStart"/>
-      <w:r>
-        <w:rPr>
-          <w:szCs w:val="24"/>
-        </w:rPr>
-        <w:t>Grafana</w:t>
-      </w:r>
-      <w:proofErr w:type="spellEnd"/>
+        <w:t>, monolith modernization, accessibility, performance tuning, code reviews, secure coding, unit testing, integration testing, production incident resolution</w:t>
+      </w:r>
     </w:p>
     <w:p>
       <w:pPr>
@@ -706,7 +768,6 @@
     </w:p>
     <w:p>
       <w:pPr>
-        <w:pStyle w:val="ListParagraph"/>
         <w:numPr>
           <w:ilvl w:val="0"/>
           <w:numId w:val="15"/>
@@ -721,43 +782,53 @@
         <w:rPr>
           <w:szCs w:val="24"/>
         </w:rPr>
-        <w:t xml:space="preserve">Led modernization of a large enterprise customer portal from legacy </w:t>
-      </w:r>
-      <w:r>
-        <w:rPr>
-          <w:b/>
-          <w:bCs/>
-          <w:szCs w:val="24"/>
-        </w:rPr>
-        <w:t>React.js 16</w:t>
-      </w:r>
-      <w:r>
-        <w:rPr>
-          <w:szCs w:val="24"/>
-        </w:rPr>
-        <w:t xml:space="preserve"> class components to </w:t>
-      </w:r>
-      <w:r>
-        <w:rPr>
-          <w:b/>
-          <w:bCs/>
-          <w:szCs w:val="24"/>
-        </w:rPr>
-        <w:t>React.js 18</w:t>
-      </w:r>
-      <w:r>
-        <w:rPr>
-          <w:szCs w:val="24"/>
-        </w:rPr>
-        <w:t xml:space="preserve"> hooks and functional patterns, reducing duplicated UI logic and improving developer delivery speed by </w:t>
-      </w:r>
-      <w:r>
-        <w:rPr>
-          <w:b/>
-          <w:bCs/>
-          <w:szCs w:val="24"/>
-        </w:rPr>
-        <w:t>32%</w:t>
+        <w:t xml:space="preserve">Led development of </w:t>
+      </w:r>
+      <w:r>
+        <w:rPr>
+          <w:b/>
+          <w:bCs/>
+          <w:szCs w:val="24"/>
+        </w:rPr>
+        <w:t>React.js 17–18</w:t>
+      </w:r>
+      <w:r>
+        <w:rPr>
+          <w:szCs w:val="24"/>
+        </w:rPr>
+        <w:t xml:space="preserve"> dashboards and </w:t>
+      </w:r>
+      <w:r>
+        <w:rPr>
+          <w:b/>
+          <w:bCs/>
+          <w:szCs w:val="24"/>
+        </w:rPr>
+        <w:t xml:space="preserve">Python 3.9–3.12 </w:t>
+      </w:r>
+      <w:proofErr w:type="spellStart"/>
+      <w:r>
+        <w:rPr>
+          <w:b/>
+          <w:bCs/>
+          <w:szCs w:val="24"/>
+        </w:rPr>
+        <w:t>FastAPI</w:t>
+      </w:r>
+      <w:proofErr w:type="spellEnd"/>
+      <w:r>
+        <w:rPr>
+          <w:szCs w:val="24"/>
+        </w:rPr>
+        <w:t xml:space="preserve"> services for cloud infrastructure customers, improving workflow visibility and reducing support escalations by </w:t>
+      </w:r>
+      <w:r>
+        <w:rPr>
+          <w:b/>
+          <w:bCs/>
+          <w:szCs w:val="24"/>
+        </w:rPr>
+        <w:t>28%</w:t>
       </w:r>
       <w:r>
         <w:rPr>
@@ -768,7 +839,6 @@
     </w:p>
     <w:p>
       <w:pPr>
-        <w:pStyle w:val="ListParagraph"/>
         <w:numPr>
           <w:ilvl w:val="0"/>
           <w:numId w:val="15"/>
@@ -779,40 +849,37 @@
           <w:szCs w:val="24"/>
         </w:rPr>
       </w:pPr>
-      <w:r>
-        <w:rPr>
-          <w:szCs w:val="24"/>
-        </w:rPr>
-        <w:t xml:space="preserve">Built reusable </w:t>
-      </w:r>
-      <w:proofErr w:type="spellStart"/>
-      <w:r>
-        <w:rPr>
-          <w:b/>
-          <w:bCs/>
-          <w:szCs w:val="24"/>
-        </w:rPr>
-        <w:t>TypeScript</w:t>
-      </w:r>
-      <w:proofErr w:type="spellEnd"/>
-      <w:r>
-        <w:rPr>
-          <w:b/>
-          <w:bCs/>
-          <w:szCs w:val="24"/>
-        </w:rPr>
-        <w:t xml:space="preserve"> 4–5</w:t>
-      </w:r>
-      <w:r>
-        <w:rPr>
-          <w:szCs w:val="24"/>
-        </w:rPr>
-        <w:t xml:space="preserve"> component libraries with Storybook, accessibility rules, and design-token alignment, helping product teams ship consistent dashboards across billing, support, and infrastructure modules.</w:t>
+      <w:proofErr w:type="gramStart"/>
+      <w:r>
+        <w:rPr>
+          <w:szCs w:val="24"/>
+        </w:rPr>
+        <w:t>Migrated</w:t>
+      </w:r>
+      <w:proofErr w:type="gramEnd"/>
+      <w:r>
+        <w:rPr>
+          <w:szCs w:val="24"/>
+        </w:rPr>
+        <w:t xml:space="preserve"> several legacy class-based React modules into functional components with hooks, cleaner state boundaries, and reusable UI patterns that reduced duplicate frontend code by </w:t>
+      </w:r>
+      <w:r>
+        <w:rPr>
+          <w:b/>
+          <w:bCs/>
+          <w:szCs w:val="24"/>
+        </w:rPr>
+        <w:t>32%</w:t>
+      </w:r>
+      <w:r>
+        <w:rPr>
+          <w:szCs w:val="24"/>
+        </w:rPr>
+        <w:t>.</w:t>
       </w:r>
     </w:p>
     <w:p>
       <w:pPr>
-        <w:pStyle w:val="ListParagraph"/>
         <w:numPr>
           <w:ilvl w:val="0"/>
           <w:numId w:val="15"/>
@@ -827,26 +894,35 @@
         <w:rPr>
           <w:szCs w:val="24"/>
         </w:rPr>
-        <w:t xml:space="preserve">Migrated critical routing and state flows from older Redux patterns into </w:t>
-      </w:r>
-      <w:r>
-        <w:rPr>
-          <w:b/>
-          <w:bCs/>
-          <w:szCs w:val="24"/>
-        </w:rPr>
-        <w:t>Redux Toolkit</w:t>
-      </w:r>
-      <w:r>
-        <w:rPr>
-          <w:szCs w:val="24"/>
-        </w:rPr>
-        <w:t xml:space="preserve"> and React Query, removing stale cache bugs that previously caused incorrect account status rendering in production.</w:t>
+        <w:t xml:space="preserve">Designed secure </w:t>
+      </w:r>
+      <w:r>
+        <w:rPr>
+          <w:b/>
+          <w:bCs/>
+          <w:szCs w:val="24"/>
+        </w:rPr>
+        <w:t xml:space="preserve">Python </w:t>
+      </w:r>
+      <w:proofErr w:type="spellStart"/>
+      <w:r>
+        <w:rPr>
+          <w:b/>
+          <w:bCs/>
+          <w:szCs w:val="24"/>
+        </w:rPr>
+        <w:t>FastAPI</w:t>
+      </w:r>
+      <w:proofErr w:type="spellEnd"/>
+      <w:r>
+        <w:rPr>
+          <w:szCs w:val="24"/>
+        </w:rPr>
+        <w:t xml:space="preserve"> endpoints for billing, service provisioning, and customer operations, using PostgreSQL transactions to prevent partial updates during failed workflow execution.</w:t>
       </w:r>
     </w:p>
     <w:p>
       <w:pPr>
-        <w:pStyle w:val="ListParagraph"/>
         <w:numPr>
           <w:ilvl w:val="0"/>
           <w:numId w:val="15"/>
@@ -861,40 +937,25 @@
         <w:rPr>
           <w:szCs w:val="24"/>
         </w:rPr>
-        <w:t xml:space="preserve">Resolved a high-impact memory leak caused by uncleaned </w:t>
+        <w:t xml:space="preserve">Resolved a recurring production issue where stale React Query cache returned outdated service status, adding cache invalidation rules and </w:t>
       </w:r>
       <w:proofErr w:type="spellStart"/>
       <w:r>
         <w:rPr>
           <w:szCs w:val="24"/>
         </w:rPr>
-        <w:t>WebSocket</w:t>
+        <w:t>websocket</w:t>
       </w:r>
       <w:proofErr w:type="spellEnd"/>
       <w:r>
         <w:rPr>
           <w:szCs w:val="24"/>
         </w:rPr>
-        <w:t xml:space="preserve"> subscriptions in live infrastructure status screens, cutting browser crashes by </w:t>
-      </w:r>
-      <w:r>
-        <w:rPr>
-          <w:b/>
-          <w:bCs/>
-          <w:szCs w:val="24"/>
-        </w:rPr>
-        <w:t>41%</w:t>
-      </w:r>
-      <w:r>
-        <w:rPr>
-          <w:szCs w:val="24"/>
-        </w:rPr>
-        <w:t xml:space="preserve"> during long admin sessions.</w:t>
+        <w:t xml:space="preserve"> refresh events to restore accurate real-time views.</w:t>
       </w:r>
     </w:p>
     <w:p>
       <w:pPr>
-        <w:pStyle w:val="ListParagraph"/>
         <w:numPr>
           <w:ilvl w:val="0"/>
           <w:numId w:val="15"/>
@@ -909,12 +970,25 @@
         <w:rPr>
           <w:szCs w:val="24"/>
         </w:rPr>
-        <w:t>Implemented role-based UI permissions with JWT claims, OAuth2 flows, and backend-driven feature flags, reducing unauthorized action defects and improving audit readiness for enterprise customers.</w:t>
+        <w:t xml:space="preserve">Improved API performance by profiling slow Django ORM queries, adding PostgreSQL indexes, and reducing average dashboard load time by </w:t>
+      </w:r>
+      <w:r>
+        <w:rPr>
+          <w:b/>
+          <w:bCs/>
+          <w:szCs w:val="24"/>
+        </w:rPr>
+        <w:t>41%</w:t>
+      </w:r>
+      <w:r>
+        <w:rPr>
+          <w:szCs w:val="24"/>
+        </w:rPr>
+        <w:t xml:space="preserve"> during peak customer usage.</w:t>
       </w:r>
     </w:p>
     <w:p>
       <w:pPr>
-        <w:pStyle w:val="ListParagraph"/>
         <w:numPr>
           <w:ilvl w:val="0"/>
           <w:numId w:val="15"/>
@@ -929,54 +1003,25 @@
         <w:rPr>
           <w:szCs w:val="24"/>
         </w:rPr>
-        <w:t xml:space="preserve">Optimized React rendering with </w:t>
-      </w:r>
-      <w:proofErr w:type="spellStart"/>
-      <w:r>
-        <w:rPr>
-          <w:szCs w:val="24"/>
-        </w:rPr>
-        <w:t>memoization</w:t>
-      </w:r>
-      <w:proofErr w:type="spellEnd"/>
-      <w:r>
-        <w:rPr>
-          <w:szCs w:val="24"/>
-        </w:rPr>
-        <w:t xml:space="preserve">, lazy loading, code splitting, and bundle analysis, improving Largest </w:t>
-      </w:r>
-      <w:proofErr w:type="spellStart"/>
-      <w:r>
-        <w:rPr>
-          <w:szCs w:val="24"/>
-        </w:rPr>
-        <w:t>Contentful</w:t>
-      </w:r>
-      <w:proofErr w:type="spellEnd"/>
-      <w:r>
-        <w:rPr>
-          <w:szCs w:val="24"/>
-        </w:rPr>
-        <w:t xml:space="preserve"> Paint by </w:t>
-      </w:r>
-      <w:r>
-        <w:rPr>
-          <w:b/>
-          <w:bCs/>
-          <w:szCs w:val="24"/>
-        </w:rPr>
-        <w:t>36%</w:t>
-      </w:r>
-      <w:r>
-        <w:rPr>
-          <w:szCs w:val="24"/>
-        </w:rPr>
-        <w:t xml:space="preserve"> on high-traffic dashboard pages.</w:t>
+        <w:t xml:space="preserve">Implemented role-based access control with </w:t>
+      </w:r>
+      <w:r>
+        <w:rPr>
+          <w:b/>
+          <w:bCs/>
+          <w:szCs w:val="24"/>
+        </w:rPr>
+        <w:t>JWT, OAuth2, and permission guards</w:t>
+      </w:r>
+      <w:r>
+        <w:rPr>
+          <w:szCs w:val="24"/>
+        </w:rPr>
+        <w:t>, preventing unauthorized admin actions across sensitive infrastructure management screens.</w:t>
       </w:r>
     </w:p>
     <w:p>
       <w:pPr>
-        <w:pStyle w:val="ListParagraph"/>
         <w:numPr>
           <w:ilvl w:val="0"/>
           <w:numId w:val="15"/>
@@ -991,12 +1036,12 @@
         <w:rPr>
           <w:szCs w:val="24"/>
         </w:rPr>
-        <w:t>Created complex data-grid experiences for usage reports, invoices, alerts, and account history using server-side pagination, column virtualization, export workflows, and resilient empty-state handling.</w:t>
+        <w:lastRenderedPageBreak/>
+        <w:t>Built reusable React form components with schema validation, error boundaries, and typed API contracts, helping product teams release complex customer onboarding flows faster.</w:t>
       </w:r>
     </w:p>
     <w:p>
       <w:pPr>
-        <w:pStyle w:val="ListParagraph"/>
         <w:numPr>
           <w:ilvl w:val="0"/>
           <w:numId w:val="15"/>
@@ -1011,41 +1056,25 @@
         <w:rPr>
           <w:szCs w:val="24"/>
         </w:rPr>
-        <w:lastRenderedPageBreak/>
-        <w:t xml:space="preserve">Integrated React applications with </w:t>
-      </w:r>
-      <w:r>
-        <w:rPr>
-          <w:b/>
-          <w:bCs/>
-          <w:szCs w:val="24"/>
-        </w:rPr>
-        <w:t>Node.js 14–20</w:t>
-      </w:r>
-      <w:r>
-        <w:rPr>
-          <w:szCs w:val="24"/>
-        </w:rPr>
-        <w:t xml:space="preserve"> REST APIs and </w:t>
-      </w:r>
-      <w:proofErr w:type="spellStart"/>
-      <w:r>
-        <w:rPr>
-          <w:szCs w:val="24"/>
-        </w:rPr>
-        <w:t>GraphQL</w:t>
-      </w:r>
-      <w:proofErr w:type="spellEnd"/>
-      <w:r>
-        <w:rPr>
-          <w:szCs w:val="24"/>
-        </w:rPr>
-        <w:t xml:space="preserve"> endpoints, standardizing error contracts so frontend screens could handle validation, timeout, and permission failures cleanly.</w:t>
+        <w:t xml:space="preserve">Modernized deployment workflows with Docker and GitHub Actions, adding automated test gates that reduced failed production releases by </w:t>
+      </w:r>
+      <w:r>
+        <w:rPr>
+          <w:b/>
+          <w:bCs/>
+          <w:szCs w:val="24"/>
+        </w:rPr>
+        <w:t>35%</w:t>
+      </w:r>
+      <w:r>
+        <w:rPr>
+          <w:szCs w:val="24"/>
+        </w:rPr>
+        <w:t xml:space="preserve"> across React and Python services.</w:t>
       </w:r>
     </w:p>
     <w:p>
       <w:pPr>
-        <w:pStyle w:val="ListParagraph"/>
         <w:numPr>
           <w:ilvl w:val="0"/>
           <w:numId w:val="15"/>
@@ -1060,26 +1089,25 @@
         <w:rPr>
           <w:szCs w:val="24"/>
         </w:rPr>
-        <w:t xml:space="preserve">Improved production observability by connecting Sentry, </w:t>
+        <w:t xml:space="preserve">Fixed a memory leak in a long-running Python worker by tracing unclosed database sessions, refactoring Celery task cleanup, and adding </w:t>
       </w:r>
       <w:proofErr w:type="spellStart"/>
       <w:r>
         <w:rPr>
           <w:szCs w:val="24"/>
         </w:rPr>
-        <w:t>Datadog</w:t>
+        <w:t>CloudWatch</w:t>
       </w:r>
       <w:proofErr w:type="spellEnd"/>
       <w:r>
         <w:rPr>
           <w:szCs w:val="24"/>
         </w:rPr>
-        <w:t>, and custom frontend metrics, helping the team identify JavaScript runtime errors before they became repeated customer tickets.</w:t>
+        <w:t xml:space="preserve"> alerts for worker health.</w:t>
       </w:r>
     </w:p>
     <w:p>
       <w:pPr>
-        <w:pStyle w:val="ListParagraph"/>
         <w:numPr>
           <w:ilvl w:val="0"/>
           <w:numId w:val="15"/>
@@ -1094,40 +1122,25 @@
         <w:rPr>
           <w:szCs w:val="24"/>
         </w:rPr>
-        <w:t xml:space="preserve">Partnered with DevOps teams to ship React builds through Docker, GitHub Actions, AWS </w:t>
+        <w:t xml:space="preserve">Collaborated with DevOps teams to improve AWS observability using structured logs, </w:t>
       </w:r>
       <w:proofErr w:type="spellStart"/>
       <w:r>
         <w:rPr>
           <w:szCs w:val="24"/>
         </w:rPr>
-        <w:t>CloudFront</w:t>
+        <w:t>CloudWatch</w:t>
       </w:r>
       <w:proofErr w:type="spellEnd"/>
       <w:r>
         <w:rPr>
           <w:szCs w:val="24"/>
         </w:rPr>
-        <w:t xml:space="preserve">, and environment-based configuration, reducing deployment rollback risk by </w:t>
-      </w:r>
-      <w:r>
-        <w:rPr>
-          <w:b/>
-          <w:bCs/>
-          <w:szCs w:val="24"/>
-        </w:rPr>
-        <w:t>28%</w:t>
-      </w:r>
-      <w:r>
-        <w:rPr>
-          <w:szCs w:val="24"/>
-        </w:rPr>
-        <w:t>.</w:t>
+        <w:t xml:space="preserve"> metrics, and alert thresholds that made service incidents easier to triage.</w:t>
       </w:r>
     </w:p>
     <w:p>
       <w:pPr>
-        <w:pStyle w:val="ListParagraph"/>
         <w:numPr>
           <w:ilvl w:val="0"/>
           <w:numId w:val="15"/>
@@ -1142,12 +1155,11 @@
         <w:rPr>
           <w:szCs w:val="24"/>
         </w:rPr>
-        <w:t>Introduced Jest, React Testing Library, and Cypress coverage for checkout, billing, and account-management workflows, preventing repeated regression bugs during rapid release cycles.</w:t>
+        <w:t>Introduced frontend accessibility improvements across modals, tables, and keyboard navigation, helping internal platforms meet stronger usability expectations for enterprise clients.</w:t>
       </w:r>
     </w:p>
     <w:p>
       <w:pPr>
-        <w:pStyle w:val="ListParagraph"/>
         <w:numPr>
           <w:ilvl w:val="0"/>
           <w:numId w:val="15"/>
@@ -1162,15 +1174,15 @@
         <w:rPr>
           <w:szCs w:val="24"/>
         </w:rPr>
-        <w:t xml:space="preserve">Mentored frontend engineers on </w:t>
-      </w:r>
-      <w:r>
-        <w:rPr>
-          <w:b/>
-          <w:bCs/>
-          <w:szCs w:val="24"/>
-        </w:rPr>
-        <w:t>React.js 18</w:t>
+        <w:t xml:space="preserve">Mentored engineers through code reviews, architecture discussions, and debugging sessions, encouraging flexible use of </w:t>
+      </w:r>
+      <w:r>
+        <w:rPr>
+          <w:b/>
+          <w:bCs/>
+          <w:szCs w:val="24"/>
+        </w:rPr>
+        <w:t>React</w:t>
       </w:r>
       <w:r>
         <w:rPr>
@@ -1178,19 +1190,19 @@
         </w:rPr>
         <w:t xml:space="preserve">, </w:t>
       </w:r>
-      <w:proofErr w:type="spellStart"/>
-      <w:r>
-        <w:rPr>
-          <w:szCs w:val="24"/>
-        </w:rPr>
-        <w:t>TypeScript</w:t>
-      </w:r>
-      <w:proofErr w:type="spellEnd"/>
-      <w:r>
-        <w:rPr>
-          <w:szCs w:val="24"/>
-        </w:rPr>
-        <w:t xml:space="preserve"> typing strategy, component boundaries, code review discipline, and performance debugging across complex enterprise UI modules.</w:t>
+      <w:r>
+        <w:rPr>
+          <w:b/>
+          <w:bCs/>
+          <w:szCs w:val="24"/>
+        </w:rPr>
+        <w:t>Python</w:t>
+      </w:r>
+      <w:r>
+        <w:rPr>
+          <w:szCs w:val="24"/>
+        </w:rPr>
+        <w:t>, and SQL based on feature complexity.</w:t>
       </w:r>
     </w:p>
     <w:p>
@@ -1241,7 +1253,7 @@
         <w:pStyle w:val="ListParagraph"/>
         <w:numPr>
           <w:ilvl w:val="0"/>
-          <w:numId w:val="16"/>
+          <w:numId w:val="21"/>
         </w:numPr>
         <w:spacing w:before="100" w:beforeAutospacing="1" w:after="100" w:afterAutospacing="1"/>
         <w:jc w:val="both"/>
@@ -1253,49 +1265,49 @@
         <w:rPr>
           <w:szCs w:val="24"/>
         </w:rPr>
-        <w:t xml:space="preserve">Developed customer-facing SaaS applications with </w:t>
-      </w:r>
-      <w:r>
-        <w:rPr>
-          <w:b/>
-          <w:bCs/>
-          <w:szCs w:val="24"/>
-        </w:rPr>
-        <w:t>React.js 15–16</w:t>
-      </w:r>
-      <w:r>
-        <w:rPr>
-          <w:szCs w:val="24"/>
-        </w:rPr>
-        <w:t xml:space="preserve">, Redux, JavaScript ES6, </w:t>
+        <w:t xml:space="preserve">Built healthcare and SaaS applications using </w:t>
+      </w:r>
+      <w:r>
+        <w:rPr>
+          <w:b/>
+          <w:bCs/>
+          <w:szCs w:val="24"/>
+        </w:rPr>
+        <w:t>React.js 16–17</w:t>
+      </w:r>
+      <w:r>
+        <w:rPr>
+          <w:szCs w:val="24"/>
+        </w:rPr>
+        <w:t xml:space="preserve">, </w:t>
+      </w:r>
+      <w:r>
+        <w:rPr>
+          <w:b/>
+          <w:bCs/>
+          <w:szCs w:val="24"/>
+        </w:rPr>
+        <w:t>Python 3.7–3.9</w:t>
+      </w:r>
+      <w:r>
+        <w:rPr>
+          <w:szCs w:val="24"/>
+        </w:rPr>
+        <w:t xml:space="preserve">, Django REST Framework, PostgreSQL, and </w:t>
       </w:r>
       <w:proofErr w:type="spellStart"/>
       <w:r>
         <w:rPr>
           <w:szCs w:val="24"/>
         </w:rPr>
-        <w:t>TypeScript</w:t>
+        <w:t>Redis</w:t>
       </w:r>
       <w:proofErr w:type="spellEnd"/>
       <w:r>
         <w:rPr>
           <w:szCs w:val="24"/>
         </w:rPr>
-        <w:t xml:space="preserve"> 2–3, and </w:t>
-      </w:r>
-      <w:proofErr w:type="spellStart"/>
-      <w:r>
-        <w:rPr>
-          <w:szCs w:val="24"/>
-        </w:rPr>
-        <w:t>Webpack</w:t>
-      </w:r>
-      <w:proofErr w:type="spellEnd"/>
-      <w:r>
-        <w:rPr>
-          <w:szCs w:val="24"/>
-        </w:rPr>
-        <w:t>, supporting product teams across logistics, finance, and healthcare clients.</w:t>
+        <w:t xml:space="preserve"> for secure patient, provider, and business workflows.</w:t>
       </w:r>
     </w:p>
     <w:p>
@@ -1303,7 +1315,7 @@
         <w:pStyle w:val="ListParagraph"/>
         <w:numPr>
           <w:ilvl w:val="0"/>
-          <w:numId w:val="16"/>
+          <w:numId w:val="21"/>
         </w:numPr>
         <w:spacing w:before="100" w:beforeAutospacing="1" w:after="100" w:afterAutospacing="1"/>
         <w:jc w:val="both"/>
@@ -1311,19 +1323,25 @@
           <w:szCs w:val="24"/>
         </w:rPr>
       </w:pPr>
-      <w:proofErr w:type="gramStart"/>
-      <w:r>
-        <w:rPr>
-          <w:szCs w:val="24"/>
-        </w:rPr>
-        <w:t>Migrated</w:t>
-      </w:r>
-      <w:proofErr w:type="gramEnd"/>
-      <w:r>
-        <w:rPr>
-          <w:szCs w:val="24"/>
-        </w:rPr>
-        <w:t xml:space="preserve"> several jQuery-heavy screens into maintainable React components, reducing DOM manipulation defects and making complex form behavior easier to test and extend.</w:t>
+      <w:r>
+        <w:rPr>
+          <w:szCs w:val="24"/>
+        </w:rPr>
+        <w:t xml:space="preserve">Implemented dynamic React data grids, filtering, and export features for operations teams, reducing manual reporting work by </w:t>
+      </w:r>
+      <w:r>
+        <w:rPr>
+          <w:b/>
+          <w:bCs/>
+          <w:szCs w:val="24"/>
+        </w:rPr>
+        <w:t>30%</w:t>
+      </w:r>
+      <w:r>
+        <w:rPr>
+          <w:szCs w:val="24"/>
+        </w:rPr>
+        <w:t xml:space="preserve"> through cleaner self-service interfaces.</w:t>
       </w:r>
     </w:p>
     <w:p>
@@ -1331,7 +1349,7 @@
         <w:pStyle w:val="ListParagraph"/>
         <w:numPr>
           <w:ilvl w:val="0"/>
-          <w:numId w:val="16"/>
+          <w:numId w:val="21"/>
         </w:numPr>
         <w:spacing w:before="100" w:beforeAutospacing="1" w:after="100" w:afterAutospacing="1"/>
         <w:jc w:val="both"/>
@@ -1343,35 +1361,7 @@
         <w:rPr>
           <w:szCs w:val="24"/>
         </w:rPr>
-        <w:t xml:space="preserve">Built reusable form engines with validation, </w:t>
-      </w:r>
-      <w:proofErr w:type="spellStart"/>
-      <w:r>
-        <w:rPr>
-          <w:szCs w:val="24"/>
-        </w:rPr>
-        <w:t>async</w:t>
-      </w:r>
-      <w:proofErr w:type="spellEnd"/>
-      <w:r>
-        <w:rPr>
-          <w:szCs w:val="24"/>
-        </w:rPr>
-        <w:t xml:space="preserve"> lookups, masked inputs, and conditional business rules, lowering production form-submission errors by </w:t>
-      </w:r>
-      <w:r>
-        <w:rPr>
-          <w:b/>
-          <w:bCs/>
-          <w:szCs w:val="24"/>
-        </w:rPr>
-        <w:t>27%</w:t>
-      </w:r>
-      <w:r>
-        <w:rPr>
-          <w:szCs w:val="24"/>
-        </w:rPr>
-        <w:t xml:space="preserve"> across client onboarding flows.</w:t>
+        <w:t>Migrated older jQuery-heavy screens into React components, preserving business behavior while improving maintainability, testing coverage, and future feature delivery speed.</w:t>
       </w:r>
     </w:p>
     <w:p>
@@ -1379,7 +1369,7 @@
         <w:pStyle w:val="ListParagraph"/>
         <w:numPr>
           <w:ilvl w:val="0"/>
-          <w:numId w:val="16"/>
+          <w:numId w:val="21"/>
         </w:numPr>
         <w:spacing w:before="100" w:beforeAutospacing="1" w:after="100" w:afterAutospacing="1"/>
         <w:jc w:val="both"/>
@@ -1391,35 +1381,35 @@
         <w:rPr>
           <w:szCs w:val="24"/>
         </w:rPr>
-        <w:t xml:space="preserve">Fixed race-condition issues in </w:t>
-      </w:r>
-      <w:proofErr w:type="gramStart"/>
-      <w:r>
-        <w:rPr>
-          <w:szCs w:val="24"/>
-        </w:rPr>
-        <w:t>Redux</w:t>
-      </w:r>
-      <w:proofErr w:type="gramEnd"/>
-      <w:r>
-        <w:rPr>
-          <w:szCs w:val="24"/>
-        </w:rPr>
-        <w:t xml:space="preserve"> </w:t>
+        <w:t xml:space="preserve">Developed Django REST APIs for scheduling, document handling, and notification modules, applying </w:t>
       </w:r>
       <w:proofErr w:type="spellStart"/>
       <w:r>
         <w:rPr>
           <w:szCs w:val="24"/>
         </w:rPr>
-        <w:t>async</w:t>
+        <w:t>serializer</w:t>
       </w:r>
       <w:proofErr w:type="spellEnd"/>
       <w:r>
         <w:rPr>
           <w:szCs w:val="24"/>
         </w:rPr>
-        <w:t xml:space="preserve"> actions where fast user navigation caused stale profile data to appear, replacing fragile promise chains with safer request cancellation patterns.</w:t>
+        <w:t xml:space="preserve"> validation to reduce malformed production requests by </w:t>
+      </w:r>
+      <w:r>
+        <w:rPr>
+          <w:b/>
+          <w:bCs/>
+          <w:szCs w:val="24"/>
+        </w:rPr>
+        <w:t>24%</w:t>
+      </w:r>
+      <w:r>
+        <w:rPr>
+          <w:szCs w:val="24"/>
+        </w:rPr>
+        <w:t>.</w:t>
       </w:r>
     </w:p>
     <w:p>
@@ -1427,7 +1417,7 @@
         <w:pStyle w:val="ListParagraph"/>
         <w:numPr>
           <w:ilvl w:val="0"/>
-          <w:numId w:val="16"/>
+          <w:numId w:val="21"/>
         </w:numPr>
         <w:spacing w:before="100" w:beforeAutospacing="1" w:after="100" w:afterAutospacing="1"/>
         <w:jc w:val="both"/>
@@ -1439,7 +1429,21 @@
         <w:rPr>
           <w:szCs w:val="24"/>
         </w:rPr>
-        <w:t>Implemented responsive dashboards with charts, filters, export actions, and server-side sorting, helping business users analyze operational metrics without relying on manual spreadsheet reports.</w:t>
+        <w:t xml:space="preserve">Solved a difficult </w:t>
+      </w:r>
+      <w:proofErr w:type="spellStart"/>
+      <w:r>
+        <w:rPr>
+          <w:szCs w:val="24"/>
+        </w:rPr>
+        <w:t>timezone</w:t>
+      </w:r>
+      <w:proofErr w:type="spellEnd"/>
+      <w:r>
+        <w:rPr>
+          <w:szCs w:val="24"/>
+        </w:rPr>
+        <w:t xml:space="preserve"> bug in appointment workflows by standardizing UTC storage, browser-local rendering, and backend validation across Python and React layers.</w:t>
       </w:r>
     </w:p>
     <w:p>
@@ -1447,7 +1451,7 @@
         <w:pStyle w:val="ListParagraph"/>
         <w:numPr>
           <w:ilvl w:val="0"/>
-          <w:numId w:val="16"/>
+          <w:numId w:val="21"/>
         </w:numPr>
         <w:spacing w:before="100" w:beforeAutospacing="1" w:after="100" w:afterAutospacing="1"/>
         <w:jc w:val="both"/>
@@ -1459,35 +1463,21 @@
         <w:rPr>
           <w:szCs w:val="24"/>
         </w:rPr>
-        <w:t xml:space="preserve">Improved frontend performance by splitting </w:t>
+        <w:t xml:space="preserve">Added background processing with Celery and </w:t>
       </w:r>
       <w:proofErr w:type="spellStart"/>
       <w:r>
         <w:rPr>
           <w:szCs w:val="24"/>
         </w:rPr>
-        <w:t>Webpack</w:t>
+        <w:t>Redis</w:t>
       </w:r>
       <w:proofErr w:type="spellEnd"/>
       <w:r>
         <w:rPr>
           <w:szCs w:val="24"/>
         </w:rPr>
-        <w:t xml:space="preserve"> bundles, removing unused dependencies, and applying route-based lazy loading, reducing initial JavaScript payload by </w:t>
-      </w:r>
-      <w:r>
-        <w:rPr>
-          <w:b/>
-          <w:bCs/>
-          <w:szCs w:val="24"/>
-        </w:rPr>
-        <w:t>34%</w:t>
-      </w:r>
-      <w:r>
-        <w:rPr>
-          <w:szCs w:val="24"/>
-        </w:rPr>
-        <w:t>.</w:t>
+        <w:t xml:space="preserve"> for email notifications and report generation, preventing long-running tasks from blocking customer-facing API requests.</w:t>
       </w:r>
     </w:p>
     <w:p>
@@ -1495,7 +1485,7 @@
         <w:pStyle w:val="ListParagraph"/>
         <w:numPr>
           <w:ilvl w:val="0"/>
-          <w:numId w:val="16"/>
+          <w:numId w:val="21"/>
         </w:numPr>
         <w:spacing w:before="100" w:beforeAutospacing="1" w:after="100" w:afterAutospacing="1"/>
         <w:jc w:val="both"/>
@@ -1507,21 +1497,7 @@
         <w:rPr>
           <w:szCs w:val="24"/>
         </w:rPr>
-        <w:t xml:space="preserve">Worked closely with backend teams using </w:t>
-      </w:r>
-      <w:r>
-        <w:rPr>
-          <w:b/>
-          <w:bCs/>
-          <w:szCs w:val="24"/>
-        </w:rPr>
-        <w:t>Node.js 8–12</w:t>
-      </w:r>
-      <w:r>
-        <w:rPr>
-          <w:szCs w:val="24"/>
-        </w:rPr>
-        <w:t>, Express.js, PostgreSQL, and REST APIs to align frontend contracts with stable versioned endpoints.</w:t>
+        <w:t>Improved authentication reliability by tightening token refresh behavior, frontend route guards, and backend permission checks for multi-role healthcare application users.</w:t>
       </w:r>
     </w:p>
     <w:p>
@@ -1529,7 +1505,7 @@
         <w:pStyle w:val="ListParagraph"/>
         <w:numPr>
           <w:ilvl w:val="0"/>
-          <w:numId w:val="16"/>
+          <w:numId w:val="21"/>
         </w:numPr>
         <w:spacing w:before="100" w:beforeAutospacing="1" w:after="100" w:afterAutospacing="1"/>
         <w:jc w:val="both"/>
@@ -1541,21 +1517,7 @@
         <w:rPr>
           <w:szCs w:val="24"/>
         </w:rPr>
-        <w:t xml:space="preserve">Created reusable authentication flows with JWT, refresh-token handling, protected routes, and user-session recovery, reducing login-related support tickets by </w:t>
-      </w:r>
-      <w:r>
-        <w:rPr>
-          <w:b/>
-          <w:bCs/>
-          <w:szCs w:val="24"/>
-        </w:rPr>
-        <w:t>22%</w:t>
-      </w:r>
-      <w:r>
-        <w:rPr>
-          <w:szCs w:val="24"/>
-        </w:rPr>
-        <w:t>.</w:t>
+        <w:t>Refactored PostgreSQL queries and Django ORM relationships that caused duplicate records, adding constraints and migrations to protect data integrity during updates.</w:t>
       </w:r>
     </w:p>
     <w:p>
@@ -1563,7 +1525,7 @@
         <w:pStyle w:val="ListParagraph"/>
         <w:numPr>
           <w:ilvl w:val="0"/>
-          <w:numId w:val="16"/>
+          <w:numId w:val="21"/>
         </w:numPr>
         <w:spacing w:before="100" w:beforeAutospacing="1" w:after="100" w:afterAutospacing="1"/>
         <w:jc w:val="both"/>
@@ -1575,21 +1537,7 @@
         <w:rPr>
           <w:szCs w:val="24"/>
         </w:rPr>
-        <w:t xml:space="preserve">Added Jest and Enzyme tests for shared components and </w:t>
-      </w:r>
-      <w:proofErr w:type="gramStart"/>
-      <w:r>
-        <w:rPr>
-          <w:szCs w:val="24"/>
-        </w:rPr>
-        <w:t>Redux</w:t>
-      </w:r>
-      <w:proofErr w:type="gramEnd"/>
-      <w:r>
-        <w:rPr>
-          <w:szCs w:val="24"/>
-        </w:rPr>
-        <w:t xml:space="preserve"> reducers, strengthening release confidence for large client platforms with frequent requirement changes.</w:t>
+        <w:t>Supported migration from older Python dependencies to newer stable versions, resolving package conflicts and improving deployment repeatability across development environments.</w:t>
       </w:r>
     </w:p>
     <w:p>
@@ -1597,7 +1545,7 @@
         <w:pStyle w:val="ListParagraph"/>
         <w:numPr>
           <w:ilvl w:val="0"/>
-          <w:numId w:val="16"/>
+          <w:numId w:val="21"/>
         </w:numPr>
         <w:spacing w:before="100" w:beforeAutospacing="1" w:after="100" w:afterAutospacing="1"/>
         <w:jc w:val="both"/>
@@ -1609,7 +1557,21 @@
         <w:rPr>
           <w:szCs w:val="24"/>
         </w:rPr>
-        <w:t>Supported production debugging through browser profiling, network tracing, and log correlation, resolving rendering, caching, and inconsistent API-response issues under tight release timelines.</w:t>
+        <w:t xml:space="preserve">Created Jest and React Testing Library coverage for high-risk form workflows, helping QA catch regressions before release and improving release confidence by </w:t>
+      </w:r>
+      <w:r>
+        <w:rPr>
+          <w:b/>
+          <w:bCs/>
+          <w:szCs w:val="24"/>
+        </w:rPr>
+        <w:t>27%</w:t>
+      </w:r>
+      <w:r>
+        <w:rPr>
+          <w:szCs w:val="24"/>
+        </w:rPr>
+        <w:t>.</w:t>
       </w:r>
     </w:p>
     <w:p>
@@ -1617,7 +1579,7 @@
         <w:pStyle w:val="ListParagraph"/>
         <w:numPr>
           <w:ilvl w:val="0"/>
-          <w:numId w:val="16"/>
+          <w:numId w:val="21"/>
         </w:numPr>
         <w:spacing w:before="100" w:beforeAutospacing="1" w:after="100" w:afterAutospacing="1"/>
         <w:jc w:val="both"/>
@@ -1629,21 +1591,7 @@
         <w:rPr>
           <w:szCs w:val="24"/>
         </w:rPr>
-        <w:t xml:space="preserve">Collaborated flexibly across frontend, backend, QA, and client-facing discussions, translating business requirements into stable React features without </w:t>
-      </w:r>
-      <w:proofErr w:type="spellStart"/>
-      <w:r>
-        <w:rPr>
-          <w:szCs w:val="24"/>
-        </w:rPr>
-        <w:t>overengineering</w:t>
-      </w:r>
-      <w:proofErr w:type="spellEnd"/>
-      <w:r>
-        <w:rPr>
-          <w:szCs w:val="24"/>
-        </w:rPr>
-        <w:t xml:space="preserve"> the solution.</w:t>
+        <w:t>Worked closely with product owners and QA teams to clarify ambiguous feature requirements, turning rough business rules into stable React screens and Python services.</w:t>
       </w:r>
     </w:p>
     <w:p>
@@ -1711,7 +1659,7 @@
         <w:pStyle w:val="ListParagraph"/>
         <w:numPr>
           <w:ilvl w:val="0"/>
-          <w:numId w:val="17"/>
+          <w:numId w:val="22"/>
         </w:numPr>
         <w:spacing w:before="100" w:beforeAutospacing="1" w:after="100" w:afterAutospacing="1"/>
         <w:jc w:val="both"/>
@@ -1723,7 +1671,7 @@
         <w:rPr>
           <w:szCs w:val="24"/>
         </w:rPr>
-        <w:t xml:space="preserve">Built interactive marketing, </w:t>
+        <w:t xml:space="preserve">Developed </w:t>
       </w:r>
       <w:proofErr w:type="spellStart"/>
       <w:r>
@@ -1737,21 +1685,35 @@
         <w:rPr>
           <w:szCs w:val="24"/>
         </w:rPr>
-        <w:t xml:space="preserve">, and booking interfaces using JavaScript ES6, early </w:t>
-      </w:r>
-      <w:r>
-        <w:rPr>
-          <w:b/>
-          <w:bCs/>
-          <w:szCs w:val="24"/>
-        </w:rPr>
-        <w:t>React.js 0.14–15</w:t>
-      </w:r>
-      <w:r>
-        <w:rPr>
-          <w:szCs w:val="24"/>
-        </w:rPr>
-        <w:t>, jQuery, Bootstrap, Sass, and REST-based integrations.</w:t>
+        <w:t xml:space="preserve"> and digital marketing platforms with </w:t>
+      </w:r>
+      <w:r>
+        <w:rPr>
+          <w:b/>
+          <w:bCs/>
+          <w:szCs w:val="24"/>
+        </w:rPr>
+        <w:t>React.js 15–16</w:t>
+      </w:r>
+      <w:r>
+        <w:rPr>
+          <w:szCs w:val="24"/>
+        </w:rPr>
+        <w:t xml:space="preserve">, </w:t>
+      </w:r>
+      <w:r>
+        <w:rPr>
+          <w:b/>
+          <w:bCs/>
+          <w:szCs w:val="24"/>
+        </w:rPr>
+        <w:t>Python 3.5–3.7</w:t>
+      </w:r>
+      <w:r>
+        <w:rPr>
+          <w:szCs w:val="24"/>
+        </w:rPr>
+        <w:t>, Django, PostgreSQL, and REST APIs for customer-facing campaign systems.</w:t>
       </w:r>
     </w:p>
     <w:p>
@@ -1759,7 +1721,7 @@
         <w:pStyle w:val="ListParagraph"/>
         <w:numPr>
           <w:ilvl w:val="0"/>
-          <w:numId w:val="17"/>
+          <w:numId w:val="22"/>
         </w:numPr>
         <w:spacing w:before="100" w:beforeAutospacing="1" w:after="100" w:afterAutospacing="1"/>
         <w:jc w:val="both"/>
@@ -1771,21 +1733,7 @@
         <w:rPr>
           <w:szCs w:val="24"/>
         </w:rPr>
-        <w:t xml:space="preserve">Converted repeated landing-page widgets into reusable JavaScript and React components, improving consistency across client websites and reducing delivery time by </w:t>
-      </w:r>
-      <w:r>
-        <w:rPr>
-          <w:b/>
-          <w:bCs/>
-          <w:szCs w:val="24"/>
-        </w:rPr>
-        <w:t>25%</w:t>
-      </w:r>
-      <w:r>
-        <w:rPr>
-          <w:szCs w:val="24"/>
-        </w:rPr>
-        <w:t>.</w:t>
+        <w:t>Built responsive React landing pages, checkout enhancements, and admin workflows that improved campaign conversion tracking and reduced frontend maintenance effort.</w:t>
       </w:r>
     </w:p>
     <w:p>
@@ -1793,7 +1741,7 @@
         <w:pStyle w:val="ListParagraph"/>
         <w:numPr>
           <w:ilvl w:val="0"/>
-          <w:numId w:val="17"/>
+          <w:numId w:val="22"/>
         </w:numPr>
         <w:spacing w:before="100" w:beforeAutospacing="1" w:after="100" w:afterAutospacing="1"/>
         <w:jc w:val="both"/>
@@ -1805,7 +1753,21 @@
         <w:rPr>
           <w:szCs w:val="24"/>
         </w:rPr>
-        <w:t>Fixed browser compatibility issues in Safari, Internet Explorer, and mobile Chrome by replacing fragile CSS hacks with tested responsive layouts and safer event-handling patterns.</w:t>
+        <w:t xml:space="preserve">Implemented Python/Django APIs for product catalogs, promotion rules, and customer activity tracking, giving marketing </w:t>
+      </w:r>
+      <w:proofErr w:type="gramStart"/>
+      <w:r>
+        <w:rPr>
+          <w:szCs w:val="24"/>
+        </w:rPr>
+        <w:t>teams</w:t>
+      </w:r>
+      <w:proofErr w:type="gramEnd"/>
+      <w:r>
+        <w:rPr>
+          <w:szCs w:val="24"/>
+        </w:rPr>
+        <w:t xml:space="preserve"> cleaner access to campaign performance data.</w:t>
       </w:r>
     </w:p>
     <w:p>
@@ -1813,7 +1775,7 @@
         <w:pStyle w:val="ListParagraph"/>
         <w:numPr>
           <w:ilvl w:val="0"/>
-          <w:numId w:val="17"/>
+          <w:numId w:val="22"/>
         </w:numPr>
         <w:spacing w:before="100" w:beforeAutospacing="1" w:after="100" w:afterAutospacing="1"/>
         <w:jc w:val="both"/>
@@ -1825,7 +1787,7 @@
         <w:rPr>
           <w:szCs w:val="24"/>
         </w:rPr>
-        <w:t>Implemented cart, checkout, filtering, and account screens connected to PHP and Node.js services, improving customer journeys for small business and retail clients.</w:t>
+        <w:t>Resolved a cart pricing bug caused by inconsistent frontend rounding and backend decimal handling, standardizing calculations in Python and improving checkout accuracy.</w:t>
       </w:r>
     </w:p>
     <w:p>
@@ -1833,7 +1795,7 @@
         <w:pStyle w:val="ListParagraph"/>
         <w:numPr>
           <w:ilvl w:val="0"/>
-          <w:numId w:val="17"/>
+          <w:numId w:val="22"/>
         </w:numPr>
         <w:spacing w:before="100" w:beforeAutospacing="1" w:after="100" w:afterAutospacing="1"/>
         <w:jc w:val="both"/>
@@ -1845,21 +1807,7 @@
         <w:rPr>
           <w:szCs w:val="24"/>
         </w:rPr>
-        <w:t xml:space="preserve">Optimized image-heavy pages with lazy loading, compression, cache headers, and asset bundling, improving average page-load speed by </w:t>
-      </w:r>
-      <w:r>
-        <w:rPr>
-          <w:b/>
-          <w:bCs/>
-          <w:szCs w:val="24"/>
-        </w:rPr>
-        <w:t>31%</w:t>
-      </w:r>
-      <w:r>
-        <w:rPr>
-          <w:szCs w:val="24"/>
-        </w:rPr>
-        <w:t xml:space="preserve"> on campaign websites.</w:t>
+        <w:t>Migrated selected legacy templates into reusable React components, allowing designers and developers to share UI patterns across multiple campaign microsites.</w:t>
       </w:r>
     </w:p>
     <w:p>
@@ -1867,7 +1815,7 @@
         <w:pStyle w:val="ListParagraph"/>
         <w:numPr>
           <w:ilvl w:val="0"/>
-          <w:numId w:val="17"/>
+          <w:numId w:val="22"/>
         </w:numPr>
         <w:spacing w:before="100" w:beforeAutospacing="1" w:after="100" w:afterAutospacing="1"/>
         <w:jc w:val="both"/>
@@ -1879,35 +1827,22 @@
         <w:rPr>
           <w:szCs w:val="24"/>
         </w:rPr>
-        <w:t xml:space="preserve">Resolved production issues where duplicate form submissions created repeated leads, adding frontend </w:t>
-      </w:r>
-      <w:proofErr w:type="spellStart"/>
-      <w:r>
-        <w:rPr>
-          <w:szCs w:val="24"/>
-        </w:rPr>
-        <w:t>debounce</w:t>
-      </w:r>
-      <w:proofErr w:type="spellEnd"/>
-      <w:r>
-        <w:rPr>
-          <w:szCs w:val="24"/>
-        </w:rPr>
-        <w:t xml:space="preserve"> logic and backend </w:t>
-      </w:r>
-      <w:proofErr w:type="spellStart"/>
-      <w:r>
-        <w:rPr>
-          <w:szCs w:val="24"/>
-        </w:rPr>
-        <w:t>idempotency</w:t>
-      </w:r>
-      <w:proofErr w:type="spellEnd"/>
-      <w:r>
-        <w:rPr>
-          <w:szCs w:val="24"/>
-        </w:rPr>
-        <w:t xml:space="preserve"> checks with clear user feedback.</w:t>
+        <w:lastRenderedPageBreak/>
+        <w:t xml:space="preserve">Optimized PostgreSQL queries for product search and campaign dashboards, reducing slow admin page response time by </w:t>
+      </w:r>
+      <w:r>
+        <w:rPr>
+          <w:b/>
+          <w:bCs/>
+          <w:szCs w:val="24"/>
+        </w:rPr>
+        <w:t>38%</w:t>
+      </w:r>
+      <w:r>
+        <w:rPr>
+          <w:szCs w:val="24"/>
+        </w:rPr>
+        <w:t xml:space="preserve"> after indexing and query cleanup.</w:t>
       </w:r>
     </w:p>
     <w:p>
@@ -1915,7 +1850,7 @@
         <w:pStyle w:val="ListParagraph"/>
         <w:numPr>
           <w:ilvl w:val="0"/>
-          <w:numId w:val="17"/>
+          <w:numId w:val="22"/>
         </w:numPr>
         <w:spacing w:before="100" w:beforeAutospacing="1" w:after="100" w:afterAutospacing="1"/>
         <w:jc w:val="both"/>
@@ -1927,8 +1862,7 @@
         <w:rPr>
           <w:szCs w:val="24"/>
         </w:rPr>
-        <w:lastRenderedPageBreak/>
-        <w:t>Created admin-facing UI modules for content editing, campaign tracking, and customer inquiries, helping nontechnical users manage digital operations without developer support.</w:t>
+        <w:t>Added error handling and retry logic for third-party API integrations, preventing failed payment and email provider calls from silently breaking customer workflows.</w:t>
       </w:r>
     </w:p>
     <w:p>
@@ -1936,7 +1870,7 @@
         <w:pStyle w:val="ListParagraph"/>
         <w:numPr>
           <w:ilvl w:val="0"/>
-          <w:numId w:val="17"/>
+          <w:numId w:val="22"/>
         </w:numPr>
         <w:spacing w:before="100" w:beforeAutospacing="1" w:after="100" w:afterAutospacing="1"/>
         <w:jc w:val="both"/>
@@ -1948,35 +1882,7 @@
         <w:rPr>
           <w:szCs w:val="24"/>
         </w:rPr>
-        <w:t xml:space="preserve">Worked with designers through </w:t>
-      </w:r>
-      <w:proofErr w:type="spellStart"/>
-      <w:r>
-        <w:rPr>
-          <w:szCs w:val="24"/>
-        </w:rPr>
-        <w:t>Figma</w:t>
-      </w:r>
-      <w:proofErr w:type="spellEnd"/>
-      <w:r>
-        <w:rPr>
-          <w:szCs w:val="24"/>
-        </w:rPr>
-        <w:t xml:space="preserve"> and </w:t>
-      </w:r>
-      <w:proofErr w:type="spellStart"/>
-      <w:r>
-        <w:rPr>
-          <w:szCs w:val="24"/>
-        </w:rPr>
-        <w:t>Zeplin</w:t>
-      </w:r>
-      <w:proofErr w:type="spellEnd"/>
-      <w:r>
-        <w:rPr>
-          <w:szCs w:val="24"/>
-        </w:rPr>
-        <w:t>-style handoffs, translating visual requirements into clean HTML5, CSS3, and accessible interactive components.</w:t>
+        <w:t>Created reusable form validation utilities for React and Django, reducing repeated validation bugs across lead capture, checkout, and account management screens.</w:t>
       </w:r>
     </w:p>
     <w:p>
@@ -1984,7 +1890,7 @@
         <w:pStyle w:val="ListParagraph"/>
         <w:numPr>
           <w:ilvl w:val="0"/>
-          <w:numId w:val="17"/>
+          <w:numId w:val="22"/>
         </w:numPr>
         <w:spacing w:before="100" w:beforeAutospacing="1" w:after="100" w:afterAutospacing="1"/>
         <w:jc w:val="both"/>
@@ -1996,7 +1902,7 @@
         <w:rPr>
           <w:szCs w:val="24"/>
         </w:rPr>
-        <w:t>Added unit and smoke tests around critical JavaScript behavior, reducing regressions during frequent client changes and urgent campaign launches.</w:t>
+        <w:t>Improved deployment stability by documenting release steps, adding smoke tests, and coordinating rollback plans for high-traffic promotional launches.</w:t>
       </w:r>
     </w:p>
     <w:p>
@@ -2004,7 +1910,7 @@
         <w:pStyle w:val="ListParagraph"/>
         <w:numPr>
           <w:ilvl w:val="0"/>
-          <w:numId w:val="17"/>
+          <w:numId w:val="22"/>
         </w:numPr>
         <w:spacing w:before="100" w:beforeAutospacing="1" w:after="100" w:afterAutospacing="1"/>
         <w:jc w:val="both"/>
@@ -2016,21 +1922,35 @@
         <w:rPr>
           <w:szCs w:val="24"/>
         </w:rPr>
-        <w:t xml:space="preserve">Strengthened frontend foundations by applying component-based thinking before React became the main stack, making later </w:t>
-      </w:r>
-      <w:proofErr w:type="gramStart"/>
-      <w:r>
-        <w:rPr>
+        <w:t xml:space="preserve">Collaborated flexibly across frontend, backend, and QA tasks, using </w:t>
+      </w:r>
+      <w:r>
+        <w:rPr>
+          <w:b/>
+          <w:bCs/>
           <w:szCs w:val="24"/>
         </w:rPr>
         <w:t>React</w:t>
       </w:r>
-      <w:proofErr w:type="gramEnd"/>
-      <w:r>
-        <w:rPr>
-          <w:szCs w:val="24"/>
-        </w:rPr>
-        <w:t xml:space="preserve"> adoption smoother and more practical.</w:t>
+      <w:r>
+        <w:rPr>
+          <w:szCs w:val="24"/>
+        </w:rPr>
+        <w:t xml:space="preserve"> for customer interaction issues and </w:t>
+      </w:r>
+      <w:r>
+        <w:rPr>
+          <w:b/>
+          <w:bCs/>
+          <w:szCs w:val="24"/>
+        </w:rPr>
+        <w:t>Python</w:t>
+      </w:r>
+      <w:r>
+        <w:rPr>
+          <w:szCs w:val="24"/>
+        </w:rPr>
+        <w:t xml:space="preserve"> for business logic reliability.</w:t>
       </w:r>
     </w:p>
     <w:p>
@@ -2092,7 +2012,7 @@
         <w:pStyle w:val="ListParagraph"/>
         <w:numPr>
           <w:ilvl w:val="0"/>
-          <w:numId w:val="18"/>
+          <w:numId w:val="23"/>
         </w:numPr>
         <w:spacing w:before="100" w:beforeAutospacing="1" w:after="100" w:afterAutospacing="1"/>
         <w:jc w:val="both"/>
@@ -2104,7 +2024,21 @@
         <w:rPr>
           <w:szCs w:val="24"/>
         </w:rPr>
-        <w:t>Supported business web applications using JavaScript, jQuery, HTML5, CSS3, Bootstrap, PHP, and MySQL, building a strong frontend foundation before modern React adoption became common.</w:t>
+        <w:t xml:space="preserve">Supported enterprise productivity tools using </w:t>
+      </w:r>
+      <w:r>
+        <w:rPr>
+          <w:b/>
+          <w:bCs/>
+          <w:szCs w:val="24"/>
+        </w:rPr>
+        <w:t>JavaScript, early React patterns, Python 2.7–3.4</w:t>
+      </w:r>
+      <w:r>
+        <w:rPr>
+          <w:szCs w:val="24"/>
+        </w:rPr>
+        <w:t>, Django, MySQL, and REST integrations for internal business users.</w:t>
       </w:r>
     </w:p>
     <w:p>
@@ -2112,7 +2046,7 @@
         <w:pStyle w:val="ListParagraph"/>
         <w:numPr>
           <w:ilvl w:val="0"/>
-          <w:numId w:val="18"/>
+          <w:numId w:val="23"/>
         </w:numPr>
         <w:spacing w:before="100" w:beforeAutospacing="1" w:after="100" w:afterAutospacing="1"/>
         <w:jc w:val="both"/>
@@ -2124,21 +2058,7 @@
         <w:rPr>
           <w:szCs w:val="24"/>
         </w:rPr>
-        <w:t xml:space="preserve">Created responsive UI screens for internal reporting, customer records, and content workflows, improving usability for staff </w:t>
-      </w:r>
-      <w:proofErr w:type="gramStart"/>
-      <w:r>
-        <w:rPr>
-          <w:szCs w:val="24"/>
-        </w:rPr>
-        <w:t>who</w:t>
-      </w:r>
-      <w:proofErr w:type="gramEnd"/>
-      <w:r>
-        <w:rPr>
-          <w:szCs w:val="24"/>
-        </w:rPr>
-        <w:t xml:space="preserve"> previously depended on manual spreadsheet updates.</w:t>
+        <w:t>Built and maintained UI components for task tracking, document review, and internal reporting screens, improving usability for non-technical operations teams.</w:t>
       </w:r>
     </w:p>
     <w:p>
@@ -2146,7 +2066,7 @@
         <w:pStyle w:val="ListParagraph"/>
         <w:numPr>
           <w:ilvl w:val="0"/>
-          <w:numId w:val="18"/>
+          <w:numId w:val="23"/>
         </w:numPr>
         <w:spacing w:before="100" w:beforeAutospacing="1" w:after="100" w:afterAutospacing="1"/>
         <w:jc w:val="both"/>
@@ -2158,7 +2078,7 @@
         <w:rPr>
           <w:szCs w:val="24"/>
         </w:rPr>
-        <w:t>Fixed layout breakage, validation errors, and inconsistent browser behavior by testing across common desktop and mobile browsers and documenting repeatable frontend fixes.</w:t>
+        <w:t>Assisted senior engineers with Python backend fixes, including validation errors, missing edge-case handling, and inconsistent API responses from older services.</w:t>
       </w:r>
     </w:p>
     <w:p>
@@ -2166,7 +2086,7 @@
         <w:pStyle w:val="ListParagraph"/>
         <w:numPr>
           <w:ilvl w:val="0"/>
-          <w:numId w:val="18"/>
+          <w:numId w:val="23"/>
         </w:numPr>
         <w:spacing w:before="100" w:beforeAutospacing="1" w:after="100" w:afterAutospacing="1"/>
         <w:jc w:val="both"/>
@@ -2178,7 +2098,49 @@
         <w:rPr>
           <w:szCs w:val="24"/>
         </w:rPr>
-        <w:t>Implemented AJAX-based interactions for search, filtering, and form submission, reducing full-page reloads and making older web applications feel faster for business users.</w:t>
+        <w:t xml:space="preserve">Helped </w:t>
+      </w:r>
+      <w:proofErr w:type="gramStart"/>
+      <w:r>
+        <w:rPr>
+          <w:szCs w:val="24"/>
+        </w:rPr>
+        <w:t>migrate</w:t>
+      </w:r>
+      <w:proofErr w:type="gramEnd"/>
+      <w:r>
+        <w:rPr>
+          <w:szCs w:val="24"/>
+        </w:rPr>
+        <w:t xml:space="preserve"> selected Python scripts from </w:t>
+      </w:r>
+      <w:r>
+        <w:rPr>
+          <w:b/>
+          <w:bCs/>
+          <w:szCs w:val="24"/>
+        </w:rPr>
+        <w:t>Python 2.7</w:t>
+      </w:r>
+      <w:r>
+        <w:rPr>
+          <w:szCs w:val="24"/>
+        </w:rPr>
+        <w:t xml:space="preserve"> toward </w:t>
+      </w:r>
+      <w:r>
+        <w:rPr>
+          <w:b/>
+          <w:bCs/>
+          <w:szCs w:val="24"/>
+        </w:rPr>
+        <w:t>Python 3.x</w:t>
+      </w:r>
+      <w:r>
+        <w:rPr>
+          <w:szCs w:val="24"/>
+        </w:rPr>
+        <w:t>, updating syntax, dependencies, and test cases to reduce long-term maintenance risk.</w:t>
       </w:r>
     </w:p>
     <w:p>
@@ -2186,7 +2148,7 @@
         <w:pStyle w:val="ListParagraph"/>
         <w:numPr>
           <w:ilvl w:val="0"/>
-          <w:numId w:val="18"/>
+          <w:numId w:val="23"/>
         </w:numPr>
         <w:spacing w:before="100" w:beforeAutospacing="1" w:after="100" w:afterAutospacing="1"/>
         <w:jc w:val="both"/>
@@ -2198,7 +2160,21 @@
         <w:rPr>
           <w:szCs w:val="24"/>
         </w:rPr>
-        <w:t>Improved client-side validation and server response handling, reducing repeated data-entry mistakes and helping support teams resolve user issues with clearer error messages.</w:t>
+        <w:t xml:space="preserve">Fixed a recurring form submission issue caused by duplicate browser events, adding frontend guards and backend </w:t>
+      </w:r>
+      <w:proofErr w:type="spellStart"/>
+      <w:r>
+        <w:rPr>
+          <w:szCs w:val="24"/>
+        </w:rPr>
+        <w:t>idempotency</w:t>
+      </w:r>
+      <w:proofErr w:type="spellEnd"/>
+      <w:r>
+        <w:rPr>
+          <w:szCs w:val="24"/>
+        </w:rPr>
+        <w:t xml:space="preserve"> checks to prevent repeated records.</w:t>
       </w:r>
     </w:p>
     <w:p>
@@ -2206,7 +2182,7 @@
         <w:pStyle w:val="ListParagraph"/>
         <w:numPr>
           <w:ilvl w:val="0"/>
-          <w:numId w:val="18"/>
+          <w:numId w:val="23"/>
         </w:numPr>
         <w:spacing w:before="100" w:beforeAutospacing="1" w:after="100" w:afterAutospacing="1"/>
         <w:jc w:val="both"/>
@@ -2218,7 +2194,7 @@
         <w:rPr>
           <w:szCs w:val="24"/>
         </w:rPr>
-        <w:t>Refactored duplicated JavaScript utilities into shared files, making maintenance easier and reducing small regression bugs across related pages and admin screens.</w:t>
+        <w:t>Improved MySQL query performance for internal reports by reviewing joins, adding indexes, and reducing unnecessary data loading on frequently used pages.</w:t>
       </w:r>
     </w:p>
     <w:p>
@@ -2226,7 +2202,7 @@
         <w:pStyle w:val="ListParagraph"/>
         <w:numPr>
           <w:ilvl w:val="0"/>
-          <w:numId w:val="18"/>
+          <w:numId w:val="23"/>
         </w:numPr>
         <w:spacing w:before="100" w:beforeAutospacing="1" w:after="100" w:afterAutospacing="1"/>
         <w:jc w:val="both"/>
@@ -2238,7 +2214,7 @@
         <w:rPr>
           <w:szCs w:val="24"/>
         </w:rPr>
-        <w:t>Worked with senior developers on REST-style endpoints, SQL queries, and template rendering, gaining practical understanding of how frontend behavior depends on backend contracts.</w:t>
+        <w:t>Created small automation scripts in Python for data cleanup, CSV imports, and operational reporting, saving support teams several hours of manual work each week.</w:t>
       </w:r>
     </w:p>
     <w:p>
@@ -2246,7 +2222,7 @@
         <w:pStyle w:val="ListParagraph"/>
         <w:numPr>
           <w:ilvl w:val="0"/>
-          <w:numId w:val="18"/>
+          <w:numId w:val="23"/>
         </w:numPr>
         <w:spacing w:before="100" w:beforeAutospacing="1" w:after="100" w:afterAutospacing="1"/>
         <w:jc w:val="both"/>
@@ -2258,7 +2234,7 @@
         <w:rPr>
           <w:szCs w:val="24"/>
         </w:rPr>
-        <w:t>Assisted QA with reproduction steps, browser screenshots, and defect notes, helping engineers identify root causes faster during production support cycles.</w:t>
+        <w:t>Participated in code reviews and QA verification, learning to balance fast delivery with readable code, safer database changes, and practical test coverage.</w:t>
       </w:r>
     </w:p>
     <w:p>
@@ -2266,7 +2242,7 @@
         <w:pStyle w:val="ListParagraph"/>
         <w:numPr>
           <w:ilvl w:val="0"/>
-          <w:numId w:val="18"/>
+          <w:numId w:val="23"/>
         </w:numPr>
         <w:spacing w:before="100" w:beforeAutospacing="1" w:after="100" w:afterAutospacing="1"/>
         <w:jc w:val="both"/>
@@ -2278,21 +2254,35 @@
         <w:rPr>
           <w:szCs w:val="24"/>
         </w:rPr>
-        <w:t xml:space="preserve">Built early discipline in clean markup, progressive enhancement, accessibility basics, and practical debugging that later supported stronger </w:t>
-      </w:r>
-      <w:r>
-        <w:rPr>
-          <w:b/>
-          <w:bCs/>
-          <w:szCs w:val="24"/>
-        </w:rPr>
-        <w:t>React.js</w:t>
-      </w:r>
-      <w:r>
-        <w:rPr>
-          <w:szCs w:val="24"/>
-        </w:rPr>
-        <w:t xml:space="preserve"> engineering work.</w:t>
+        <w:t xml:space="preserve">Worked across frontend and backend tasks as needed, building strong flexibility with </w:t>
+      </w:r>
+      <w:r>
+        <w:rPr>
+          <w:b/>
+          <w:bCs/>
+          <w:szCs w:val="24"/>
+        </w:rPr>
+        <w:t>JavaScript</w:t>
+      </w:r>
+      <w:r>
+        <w:rPr>
+          <w:szCs w:val="24"/>
+        </w:rPr>
+        <w:t xml:space="preserve">, </w:t>
+      </w:r>
+      <w:r>
+        <w:rPr>
+          <w:b/>
+          <w:bCs/>
+          <w:szCs w:val="24"/>
+        </w:rPr>
+        <w:t>Python</w:t>
+      </w:r>
+      <w:r>
+        <w:rPr>
+          <w:szCs w:val="24"/>
+        </w:rPr>
+        <w:t>, SQL, debugging, and production support workflows.</w:t>
       </w:r>
     </w:p>
     <w:p>
@@ -2469,40 +2459,6 @@
           <w:szCs w:val="24"/>
         </w:rPr>
         <w:t>Resolved early-stage bugs related to inconsistent form validation and SQL query results by reproducing issues locally, checking logs, and working with mentors to apply safer input-handling rules.</w:t>
-      </w:r>
-    </w:p>
-    <w:p>
-      <w:pPr>
-        <w:pStyle w:val="ListParagraph"/>
-        <w:numPr>
-          <w:ilvl w:val="0"/>
-          <w:numId w:val="19"/>
-        </w:numPr>
-        <w:spacing w:before="100" w:beforeAutospacing="1" w:after="100" w:afterAutospacing="1"/>
-        <w:jc w:val="both"/>
-        <w:rPr>
-          <w:szCs w:val="24"/>
-        </w:rPr>
-      </w:pPr>
-      <w:r>
-        <w:rPr>
-          <w:szCs w:val="24"/>
-        </w:rPr>
-        <w:t xml:space="preserve">Learned professional engineering practices around code reviews, source control, test cases, documentation, and release discipline, which later became the foundation for stronger </w:t>
-      </w:r>
-      <w:r>
-        <w:rPr>
-          <w:b/>
-          <w:bCs/>
-          <w:szCs w:val="24"/>
-        </w:rPr>
-        <w:t>React.js</w:t>
-      </w:r>
-      <w:r>
-        <w:rPr>
-          <w:szCs w:val="24"/>
-        </w:rPr>
-        <w:t xml:space="preserve"> and full-stack delivery.</w:t>
       </w:r>
     </w:p>
     <w:p>
@@ -2523,6 +2479,8 @@
           <w:szCs w:val="36"/>
         </w:rPr>
       </w:pPr>
+      <w:bookmarkStart w:id="0" w:name="_GoBack"/>
+      <w:bookmarkEnd w:id="0"/>
       <w:r>
         <w:rPr>
           <w:b/>
@@ -2593,8 +2551,6 @@
         </w:rPr>
         <w:t>)</w:t>
       </w:r>
-      <w:bookmarkStart w:id="0" w:name="_GoBack"/>
-      <w:bookmarkEnd w:id="0"/>
     </w:p>
     <w:sectPr>
       <w:pgSz w:w="12240" w:h="15840"/>
@@ -2948,6 +2904,119 @@
     </w:lvl>
   </w:abstractNum>
   <w:abstractNum w:abstractNumId="3">
+    <w:nsid w:val="0ECB450F"/>
+    <w:multiLevelType w:val="hybridMultilevel"/>
+    <w:tmpl w:val="31504318"/>
+    <w:lvl w:ilvl="0" w:tplc="04090001">
+      <w:start w:val="1"/>
+      <w:numFmt w:val="bullet"/>
+      <w:lvlText w:val=""/>
+      <w:lvlJc w:val="left"/>
+      <w:pPr>
+        <w:ind w:left="720" w:hanging="360"/>
+      </w:pPr>
+      <w:rPr>
+        <w:rFonts w:ascii="Symbol" w:hAnsi="Symbol" w:hint="default"/>
+      </w:rPr>
+    </w:lvl>
+    <w:lvl w:ilvl="1" w:tplc="04090003" w:tentative="1">
+      <w:start w:val="1"/>
+      <w:numFmt w:val="bullet"/>
+      <w:lvlText w:val="o"/>
+      <w:lvlJc w:val="left"/>
+      <w:pPr>
+        <w:ind w:left="1440" w:hanging="360"/>
+      </w:pPr>
+      <w:rPr>
+        <w:rFonts w:ascii="Courier New" w:hAnsi="Courier New" w:cs="Courier New" w:hint="default"/>
+      </w:rPr>
+    </w:lvl>
+    <w:lvl w:ilvl="2" w:tplc="04090005" w:tentative="1">
+      <w:start w:val="1"/>
+      <w:numFmt w:val="bullet"/>
+      <w:lvlText w:val=""/>
+      <w:lvlJc w:val="left"/>
+      <w:pPr>
+        <w:ind w:left="2160" w:hanging="360"/>
+      </w:pPr>
+      <w:rPr>
+        <w:rFonts w:ascii="Wingdings" w:hAnsi="Wingdings" w:hint="default"/>
+      </w:rPr>
+    </w:lvl>
+    <w:lvl w:ilvl="3" w:tplc="04090001" w:tentative="1">
+      <w:start w:val="1"/>
+      <w:numFmt w:val="bullet"/>
+      <w:lvlText w:val=""/>
+      <w:lvlJc w:val="left"/>
+      <w:pPr>
+        <w:ind w:left="2880" w:hanging="360"/>
+      </w:pPr>
+      <w:rPr>
+        <w:rFonts w:ascii="Symbol" w:hAnsi="Symbol" w:hint="default"/>
+      </w:rPr>
+    </w:lvl>
+    <w:lvl w:ilvl="4" w:tplc="04090003" w:tentative="1">
+      <w:start w:val="1"/>
+      <w:numFmt w:val="bullet"/>
+      <w:lvlText w:val="o"/>
+      <w:lvlJc w:val="left"/>
+      <w:pPr>
+        <w:ind w:left="3600" w:hanging="360"/>
+      </w:pPr>
+      <w:rPr>
+        <w:rFonts w:ascii="Courier New" w:hAnsi="Courier New" w:cs="Courier New" w:hint="default"/>
+      </w:rPr>
+    </w:lvl>
+    <w:lvl w:ilvl="5" w:tplc="04090005" w:tentative="1">
+      <w:start w:val="1"/>
+      <w:numFmt w:val="bullet"/>
+      <w:lvlText w:val=""/>
+      <w:lvlJc w:val="left"/>
+      <w:pPr>
+        <w:ind w:left="4320" w:hanging="360"/>
+      </w:pPr>
+      <w:rPr>
+        <w:rFonts w:ascii="Wingdings" w:hAnsi="Wingdings" w:hint="default"/>
+      </w:rPr>
+    </w:lvl>
+    <w:lvl w:ilvl="6" w:tplc="04090001" w:tentative="1">
+      <w:start w:val="1"/>
+      <w:numFmt w:val="bullet"/>
+      <w:lvlText w:val=""/>
+      <w:lvlJc w:val="left"/>
+      <w:pPr>
+        <w:ind w:left="5040" w:hanging="360"/>
+      </w:pPr>
+      <w:rPr>
+        <w:rFonts w:ascii="Symbol" w:hAnsi="Symbol" w:hint="default"/>
+      </w:rPr>
+    </w:lvl>
+    <w:lvl w:ilvl="7" w:tplc="04090003" w:tentative="1">
+      <w:start w:val="1"/>
+      <w:numFmt w:val="bullet"/>
+      <w:lvlText w:val="o"/>
+      <w:lvlJc w:val="left"/>
+      <w:pPr>
+        <w:ind w:left="5760" w:hanging="360"/>
+      </w:pPr>
+      <w:rPr>
+        <w:rFonts w:ascii="Courier New" w:hAnsi="Courier New" w:cs="Courier New" w:hint="default"/>
+      </w:rPr>
+    </w:lvl>
+    <w:lvl w:ilvl="8" w:tplc="04090005" w:tentative="1">
+      <w:start w:val="1"/>
+      <w:numFmt w:val="bullet"/>
+      <w:lvlText w:val=""/>
+      <w:lvlJc w:val="left"/>
+      <w:pPr>
+        <w:ind w:left="6480" w:hanging="360"/>
+      </w:pPr>
+      <w:rPr>
+        <w:rFonts w:ascii="Wingdings" w:hAnsi="Wingdings" w:hint="default"/>
+      </w:rPr>
+    </w:lvl>
+  </w:abstractNum>
+  <w:abstractNum w:abstractNumId="4">
     <w:nsid w:val="13F71779"/>
     <w:multiLevelType w:val="hybridMultilevel"/>
     <w:tmpl w:val="6A9E8CC2"/>
@@ -3060,7 +3129,120 @@
       </w:rPr>
     </w:lvl>
   </w:abstractNum>
-  <w:abstractNum w:abstractNumId="4">
+  <w:abstractNum w:abstractNumId="5">
+    <w:nsid w:val="19B43BD1"/>
+    <w:multiLevelType w:val="hybridMultilevel"/>
+    <w:tmpl w:val="0F58FAD0"/>
+    <w:lvl w:ilvl="0" w:tplc="04090001">
+      <w:start w:val="1"/>
+      <w:numFmt w:val="bullet"/>
+      <w:lvlText w:val=""/>
+      <w:lvlJc w:val="left"/>
+      <w:pPr>
+        <w:ind w:left="360" w:hanging="360"/>
+      </w:pPr>
+      <w:rPr>
+        <w:rFonts w:ascii="Symbol" w:hAnsi="Symbol" w:hint="default"/>
+      </w:rPr>
+    </w:lvl>
+    <w:lvl w:ilvl="1" w:tplc="04090003" w:tentative="1">
+      <w:start w:val="1"/>
+      <w:numFmt w:val="bullet"/>
+      <w:lvlText w:val="o"/>
+      <w:lvlJc w:val="left"/>
+      <w:pPr>
+        <w:ind w:left="1080" w:hanging="360"/>
+      </w:pPr>
+      <w:rPr>
+        <w:rFonts w:ascii="Courier New" w:hAnsi="Courier New" w:cs="Courier New" w:hint="default"/>
+      </w:rPr>
+    </w:lvl>
+    <w:lvl w:ilvl="2" w:tplc="04090005" w:tentative="1">
+      <w:start w:val="1"/>
+      <w:numFmt w:val="bullet"/>
+      <w:lvlText w:val=""/>
+      <w:lvlJc w:val="left"/>
+      <w:pPr>
+        <w:ind w:left="1800" w:hanging="360"/>
+      </w:pPr>
+      <w:rPr>
+        <w:rFonts w:ascii="Wingdings" w:hAnsi="Wingdings" w:hint="default"/>
+      </w:rPr>
+    </w:lvl>
+    <w:lvl w:ilvl="3" w:tplc="04090001" w:tentative="1">
+      <w:start w:val="1"/>
+      <w:numFmt w:val="bullet"/>
+      <w:lvlText w:val=""/>
+      <w:lvlJc w:val="left"/>
+      <w:pPr>
+        <w:ind w:left="2520" w:hanging="360"/>
+      </w:pPr>
+      <w:rPr>
+        <w:rFonts w:ascii="Symbol" w:hAnsi="Symbol" w:hint="default"/>
+      </w:rPr>
+    </w:lvl>
+    <w:lvl w:ilvl="4" w:tplc="04090003" w:tentative="1">
+      <w:start w:val="1"/>
+      <w:numFmt w:val="bullet"/>
+      <w:lvlText w:val="o"/>
+      <w:lvlJc w:val="left"/>
+      <w:pPr>
+        <w:ind w:left="3240" w:hanging="360"/>
+      </w:pPr>
+      <w:rPr>
+        <w:rFonts w:ascii="Courier New" w:hAnsi="Courier New" w:cs="Courier New" w:hint="default"/>
+      </w:rPr>
+    </w:lvl>
+    <w:lvl w:ilvl="5" w:tplc="04090005" w:tentative="1">
+      <w:start w:val="1"/>
+      <w:numFmt w:val="bullet"/>
+      <w:lvlText w:val=""/>
+      <w:lvlJc w:val="left"/>
+      <w:pPr>
+        <w:ind w:left="3960" w:hanging="360"/>
+      </w:pPr>
+      <w:rPr>
+        <w:rFonts w:ascii="Wingdings" w:hAnsi="Wingdings" w:hint="default"/>
+      </w:rPr>
+    </w:lvl>
+    <w:lvl w:ilvl="6" w:tplc="04090001" w:tentative="1">
+      <w:start w:val="1"/>
+      <w:numFmt w:val="bullet"/>
+      <w:lvlText w:val=""/>
+      <w:lvlJc w:val="left"/>
+      <w:pPr>
+        <w:ind w:left="4680" w:hanging="360"/>
+      </w:pPr>
+      <w:rPr>
+        <w:rFonts w:ascii="Symbol" w:hAnsi="Symbol" w:hint="default"/>
+      </w:rPr>
+    </w:lvl>
+    <w:lvl w:ilvl="7" w:tplc="04090003" w:tentative="1">
+      <w:start w:val="1"/>
+      <w:numFmt w:val="bullet"/>
+      <w:lvlText w:val="o"/>
+      <w:lvlJc w:val="left"/>
+      <w:pPr>
+        <w:ind w:left="5400" w:hanging="360"/>
+      </w:pPr>
+      <w:rPr>
+        <w:rFonts w:ascii="Courier New" w:hAnsi="Courier New" w:cs="Courier New" w:hint="default"/>
+      </w:rPr>
+    </w:lvl>
+    <w:lvl w:ilvl="8" w:tplc="04090005" w:tentative="1">
+      <w:start w:val="1"/>
+      <w:numFmt w:val="bullet"/>
+      <w:lvlText w:val=""/>
+      <w:lvlJc w:val="left"/>
+      <w:pPr>
+        <w:ind w:left="6120" w:hanging="360"/>
+      </w:pPr>
+      <w:rPr>
+        <w:rFonts w:ascii="Wingdings" w:hAnsi="Wingdings" w:hint="default"/>
+      </w:rPr>
+    </w:lvl>
+  </w:abstractNum>
+  <w:abstractNum w:abstractNumId="6">
     <w:nsid w:val="20726D95"/>
     <w:multiLevelType w:val="hybridMultilevel"/>
     <w:tmpl w:val="5AA271EA"/>
@@ -3173,7 +3355,7 @@
       </w:rPr>
     </w:lvl>
   </w:abstractNum>
-  <w:abstractNum w:abstractNumId="5">
+  <w:abstractNum w:abstractNumId="7">
     <w:nsid w:val="219B7C6E"/>
     <w:multiLevelType w:val="hybridMultilevel"/>
     <w:tmpl w:val="DA8A96E8"/>
@@ -3286,7 +3468,120 @@
       </w:rPr>
     </w:lvl>
   </w:abstractNum>
-  <w:abstractNum w:abstractNumId="6">
+  <w:abstractNum w:abstractNumId="8">
+    <w:nsid w:val="350B3032"/>
+    <w:multiLevelType w:val="hybridMultilevel"/>
+    <w:tmpl w:val="656E9018"/>
+    <w:lvl w:ilvl="0" w:tplc="04090001">
+      <w:start w:val="1"/>
+      <w:numFmt w:val="bullet"/>
+      <w:lvlText w:val=""/>
+      <w:lvlJc w:val="left"/>
+      <w:pPr>
+        <w:ind w:left="360" w:hanging="360"/>
+      </w:pPr>
+      <w:rPr>
+        <w:rFonts w:ascii="Symbol" w:hAnsi="Symbol" w:hint="default"/>
+      </w:rPr>
+    </w:lvl>
+    <w:lvl w:ilvl="1" w:tplc="04090003" w:tentative="1">
+      <w:start w:val="1"/>
+      <w:numFmt w:val="bullet"/>
+      <w:lvlText w:val="o"/>
+      <w:lvlJc w:val="left"/>
+      <w:pPr>
+        <w:ind w:left="1080" w:hanging="360"/>
+      </w:pPr>
+      <w:rPr>
+        <w:rFonts w:ascii="Courier New" w:hAnsi="Courier New" w:cs="Courier New" w:hint="default"/>
+      </w:rPr>
+    </w:lvl>
+    <w:lvl w:ilvl="2" w:tplc="04090005" w:tentative="1">
+      <w:start w:val="1"/>
+      <w:numFmt w:val="bullet"/>
+      <w:lvlText w:val=""/>
+      <w:lvlJc w:val="left"/>
+      <w:pPr>
+        <w:ind w:left="1800" w:hanging="360"/>
+      </w:pPr>
+      <w:rPr>
+        <w:rFonts w:ascii="Wingdings" w:hAnsi="Wingdings" w:hint="default"/>
+      </w:rPr>
+    </w:lvl>
+    <w:lvl w:ilvl="3" w:tplc="04090001" w:tentative="1">
+      <w:start w:val="1"/>
+      <w:numFmt w:val="bullet"/>
+      <w:lvlText w:val=""/>
+      <w:lvlJc w:val="left"/>
+      <w:pPr>
+        <w:ind w:left="2520" w:hanging="360"/>
+      </w:pPr>
+      <w:rPr>
+        <w:rFonts w:ascii="Symbol" w:hAnsi="Symbol" w:hint="default"/>
+      </w:rPr>
+    </w:lvl>
+    <w:lvl w:ilvl="4" w:tplc="04090003" w:tentative="1">
+      <w:start w:val="1"/>
+      <w:numFmt w:val="bullet"/>
+      <w:lvlText w:val="o"/>
+      <w:lvlJc w:val="left"/>
+      <w:pPr>
+        <w:ind w:left="3240" w:hanging="360"/>
+      </w:pPr>
+      <w:rPr>
+        <w:rFonts w:ascii="Courier New" w:hAnsi="Courier New" w:cs="Courier New" w:hint="default"/>
+      </w:rPr>
+    </w:lvl>
+    <w:lvl w:ilvl="5" w:tplc="04090005" w:tentative="1">
+      <w:start w:val="1"/>
+      <w:numFmt w:val="bullet"/>
+      <w:lvlText w:val=""/>
+      <w:lvlJc w:val="left"/>
+      <w:pPr>
+        <w:ind w:left="3960" w:hanging="360"/>
+      </w:pPr>
+      <w:rPr>
+        <w:rFonts w:ascii="Wingdings" w:hAnsi="Wingdings" w:hint="default"/>
+      </w:rPr>
+    </w:lvl>
+    <w:lvl w:ilvl="6" w:tplc="04090001" w:tentative="1">
+      <w:start w:val="1"/>
+      <w:numFmt w:val="bullet"/>
+      <w:lvlText w:val=""/>
+      <w:lvlJc w:val="left"/>
+      <w:pPr>
+        <w:ind w:left="4680" w:hanging="360"/>
+      </w:pPr>
+      <w:rPr>
+        <w:rFonts w:ascii="Symbol" w:hAnsi="Symbol" w:hint="default"/>
+      </w:rPr>
+    </w:lvl>
+    <w:lvl w:ilvl="7" w:tplc="04090003" w:tentative="1">
+      <w:start w:val="1"/>
+      <w:numFmt w:val="bullet"/>
+      <w:lvlText w:val="o"/>
+      <w:lvlJc w:val="left"/>
+      <w:pPr>
+        <w:ind w:left="5400" w:hanging="360"/>
+      </w:pPr>
+      <w:rPr>
+        <w:rFonts w:ascii="Courier New" w:hAnsi="Courier New" w:cs="Courier New" w:hint="default"/>
+      </w:rPr>
+    </w:lvl>
+    <w:lvl w:ilvl="8" w:tplc="04090005" w:tentative="1">
+      <w:start w:val="1"/>
+      <w:numFmt w:val="bullet"/>
+      <w:lvlText w:val=""/>
+      <w:lvlJc w:val="left"/>
+      <w:pPr>
+        <w:ind w:left="6120" w:hanging="360"/>
+      </w:pPr>
+      <w:rPr>
+        <w:rFonts w:ascii="Wingdings" w:hAnsi="Wingdings" w:hint="default"/>
+      </w:rPr>
+    </w:lvl>
+  </w:abstractNum>
+  <w:abstractNum w:abstractNumId="9">
     <w:nsid w:val="45FC2407"/>
     <w:multiLevelType w:val="hybridMultilevel"/>
     <w:tmpl w:val="B58AEA5A"/>
@@ -3400,7 +3695,7 @@
       </w:rPr>
     </w:lvl>
   </w:abstractNum>
-  <w:abstractNum w:abstractNumId="7">
+  <w:abstractNum w:abstractNumId="10">
     <w:nsid w:val="4DED4689"/>
     <w:multiLevelType w:val="hybridMultilevel"/>
     <w:tmpl w:val="5A20F898"/>
@@ -3513,7 +3808,7 @@
       </w:rPr>
     </w:lvl>
   </w:abstractNum>
-  <w:abstractNum w:abstractNumId="8">
+  <w:abstractNum w:abstractNumId="11">
     <w:nsid w:val="50AD54AC"/>
     <w:multiLevelType w:val="hybridMultilevel"/>
     <w:tmpl w:val="3CDE64E2"/>
@@ -3626,7 +3921,7 @@
       </w:rPr>
     </w:lvl>
   </w:abstractNum>
-  <w:abstractNum w:abstractNumId="9">
+  <w:abstractNum w:abstractNumId="12">
     <w:nsid w:val="564F6FD0"/>
     <w:multiLevelType w:val="hybridMultilevel"/>
     <w:tmpl w:val="A364B766"/>
@@ -3739,7 +4034,7 @@
       </w:rPr>
     </w:lvl>
   </w:abstractNum>
-  <w:abstractNum w:abstractNumId="10">
+  <w:abstractNum w:abstractNumId="13">
     <w:nsid w:val="5C612C8B"/>
     <w:multiLevelType w:val="hybridMultilevel"/>
     <w:tmpl w:val="02AA90DE"/>
@@ -3852,7 +4147,7 @@
       </w:rPr>
     </w:lvl>
   </w:abstractNum>
-  <w:abstractNum w:abstractNumId="11">
+  <w:abstractNum w:abstractNumId="14">
     <w:nsid w:val="5FA03DC3"/>
     <w:multiLevelType w:val="hybridMultilevel"/>
     <w:tmpl w:val="6AD4A6C2"/>
@@ -3965,7 +4260,7 @@
       </w:rPr>
     </w:lvl>
   </w:abstractNum>
-  <w:abstractNum w:abstractNumId="12">
+  <w:abstractNum w:abstractNumId="15">
     <w:nsid w:val="60E046BA"/>
     <w:multiLevelType w:val="hybridMultilevel"/>
     <w:tmpl w:val="42529D7C"/>
@@ -4078,7 +4373,7 @@
       </w:rPr>
     </w:lvl>
   </w:abstractNum>
-  <w:abstractNum w:abstractNumId="13">
+  <w:abstractNum w:abstractNumId="16">
     <w:nsid w:val="6A50425C"/>
     <w:multiLevelType w:val="hybridMultilevel"/>
     <w:tmpl w:val="EE5281B0"/>
@@ -4191,7 +4486,120 @@
       </w:rPr>
     </w:lvl>
   </w:abstractNum>
-  <w:abstractNum w:abstractNumId="14">
+  <w:abstractNum w:abstractNumId="17">
+    <w:nsid w:val="6A6F7D2B"/>
+    <w:multiLevelType w:val="hybridMultilevel"/>
+    <w:tmpl w:val="75A0D636"/>
+    <w:lvl w:ilvl="0" w:tplc="04090001">
+      <w:start w:val="1"/>
+      <w:numFmt w:val="bullet"/>
+      <w:lvlText w:val=""/>
+      <w:lvlJc w:val="left"/>
+      <w:pPr>
+        <w:ind w:left="360" w:hanging="360"/>
+      </w:pPr>
+      <w:rPr>
+        <w:rFonts w:ascii="Symbol" w:hAnsi="Symbol" w:hint="default"/>
+      </w:rPr>
+    </w:lvl>
+    <w:lvl w:ilvl="1" w:tplc="04090003" w:tentative="1">
+      <w:start w:val="1"/>
+      <w:numFmt w:val="bullet"/>
+      <w:lvlText w:val="o"/>
+      <w:lvlJc w:val="left"/>
+      <w:pPr>
+        <w:ind w:left="1080" w:hanging="360"/>
+      </w:pPr>
+      <w:rPr>
+        <w:rFonts w:ascii="Courier New" w:hAnsi="Courier New" w:cs="Courier New" w:hint="default"/>
+      </w:rPr>
+    </w:lvl>
+    <w:lvl w:ilvl="2" w:tplc="04090005" w:tentative="1">
+      <w:start w:val="1"/>
+      <w:numFmt w:val="bullet"/>
+      <w:lvlText w:val=""/>
+      <w:lvlJc w:val="left"/>
+      <w:pPr>
+        <w:ind w:left="1800" w:hanging="360"/>
+      </w:pPr>
+      <w:rPr>
+        <w:rFonts w:ascii="Wingdings" w:hAnsi="Wingdings" w:hint="default"/>
+      </w:rPr>
+    </w:lvl>
+    <w:lvl w:ilvl="3" w:tplc="04090001" w:tentative="1">
+      <w:start w:val="1"/>
+      <w:numFmt w:val="bullet"/>
+      <w:lvlText w:val=""/>
+      <w:lvlJc w:val="left"/>
+      <w:pPr>
+        <w:ind w:left="2520" w:hanging="360"/>
+      </w:pPr>
+      <w:rPr>
+        <w:rFonts w:ascii="Symbol" w:hAnsi="Symbol" w:hint="default"/>
+      </w:rPr>
+    </w:lvl>
+    <w:lvl w:ilvl="4" w:tplc="04090003" w:tentative="1">
+      <w:start w:val="1"/>
+      <w:numFmt w:val="bullet"/>
+      <w:lvlText w:val="o"/>
+      <w:lvlJc w:val="left"/>
+      <w:pPr>
+        <w:ind w:left="3240" w:hanging="360"/>
+      </w:pPr>
+      <w:rPr>
+        <w:rFonts w:ascii="Courier New" w:hAnsi="Courier New" w:cs="Courier New" w:hint="default"/>
+      </w:rPr>
+    </w:lvl>
+    <w:lvl w:ilvl="5" w:tplc="04090005" w:tentative="1">
+      <w:start w:val="1"/>
+      <w:numFmt w:val="bullet"/>
+      <w:lvlText w:val=""/>
+      <w:lvlJc w:val="left"/>
+      <w:pPr>
+        <w:ind w:left="3960" w:hanging="360"/>
+      </w:pPr>
+      <w:rPr>
+        <w:rFonts w:ascii="Wingdings" w:hAnsi="Wingdings" w:hint="default"/>
+      </w:rPr>
+    </w:lvl>
+    <w:lvl w:ilvl="6" w:tplc="04090001" w:tentative="1">
+      <w:start w:val="1"/>
+      <w:numFmt w:val="bullet"/>
+      <w:lvlText w:val=""/>
+      <w:lvlJc w:val="left"/>
+      <w:pPr>
+        <w:ind w:left="4680" w:hanging="360"/>
+      </w:pPr>
+      <w:rPr>
+        <w:rFonts w:ascii="Symbol" w:hAnsi="Symbol" w:hint="default"/>
+      </w:rPr>
+    </w:lvl>
+    <w:lvl w:ilvl="7" w:tplc="04090003" w:tentative="1">
+      <w:start w:val="1"/>
+      <w:numFmt w:val="bullet"/>
+      <w:lvlText w:val="o"/>
+      <w:lvlJc w:val="left"/>
+      <w:pPr>
+        <w:ind w:left="5400" w:hanging="360"/>
+      </w:pPr>
+      <w:rPr>
+        <w:rFonts w:ascii="Courier New" w:hAnsi="Courier New" w:cs="Courier New" w:hint="default"/>
+      </w:rPr>
+    </w:lvl>
+    <w:lvl w:ilvl="8" w:tplc="04090005" w:tentative="1">
+      <w:start w:val="1"/>
+      <w:numFmt w:val="bullet"/>
+      <w:lvlText w:val=""/>
+      <w:lvlJc w:val="left"/>
+      <w:pPr>
+        <w:ind w:left="6120" w:hanging="360"/>
+      </w:pPr>
+      <w:rPr>
+        <w:rFonts w:ascii="Wingdings" w:hAnsi="Wingdings" w:hint="default"/>
+      </w:rPr>
+    </w:lvl>
+  </w:abstractNum>
+  <w:abstractNum w:abstractNumId="18">
     <w:nsid w:val="6BB300E2"/>
     <w:multiLevelType w:val="hybridMultilevel"/>
     <w:tmpl w:val="0C6AA49E"/>
@@ -4304,7 +4712,7 @@
       </w:rPr>
     </w:lvl>
   </w:abstractNum>
-  <w:abstractNum w:abstractNumId="15">
+  <w:abstractNum w:abstractNumId="19">
     <w:nsid w:val="70634E35"/>
     <w:multiLevelType w:val="hybridMultilevel"/>
     <w:tmpl w:val="032E34EA"/>
@@ -4417,7 +4825,7 @@
       </w:rPr>
     </w:lvl>
   </w:abstractNum>
-  <w:abstractNum w:abstractNumId="16">
+  <w:abstractNum w:abstractNumId="20">
     <w:nsid w:val="74675B2C"/>
     <w:multiLevelType w:val="hybridMultilevel"/>
     <w:tmpl w:val="CA4A17F6"/>
@@ -4530,7 +4938,7 @@
       </w:rPr>
     </w:lvl>
   </w:abstractNum>
-  <w:abstractNum w:abstractNumId="17">
+  <w:abstractNum w:abstractNumId="21">
     <w:nsid w:val="7A2F30BB"/>
     <w:multiLevelType w:val="hybridMultilevel"/>
     <w:tmpl w:val="733085D4"/>
@@ -4643,7 +5051,7 @@
       </w:rPr>
     </w:lvl>
   </w:abstractNum>
-  <w:abstractNum w:abstractNumId="18">
+  <w:abstractNum w:abstractNumId="22">
     <w:nsid w:val="7FE72477"/>
     <w:multiLevelType w:val="hybridMultilevel"/>
     <w:tmpl w:val="BDC6FB42"/>
@@ -4756,60 +5164,72 @@
     </w:lvl>
   </w:abstractNum>
   <w:num w:numId="1">
-    <w:abstractNumId w:val="6"/>
+    <w:abstractNumId w:val="9"/>
   </w:num>
   <w:num w:numId="2">
-    <w:abstractNumId w:val="18"/>
+    <w:abstractNumId w:val="22"/>
   </w:num>
   <w:num w:numId="3">
-    <w:abstractNumId w:val="11"/>
+    <w:abstractNumId w:val="14"/>
   </w:num>
   <w:num w:numId="4">
     <w:abstractNumId w:val="0"/>
   </w:num>
   <w:num w:numId="5">
-    <w:abstractNumId w:val="3"/>
+    <w:abstractNumId w:val="4"/>
   </w:num>
   <w:num w:numId="6">
-    <w:abstractNumId w:val="12"/>
+    <w:abstractNumId w:val="15"/>
   </w:num>
   <w:num w:numId="7">
     <w:abstractNumId w:val="1"/>
   </w:num>
   <w:num w:numId="8">
-    <w:abstractNumId w:val="14"/>
+    <w:abstractNumId w:val="18"/>
   </w:num>
   <w:num w:numId="9">
+    <w:abstractNumId w:val="16"/>
+  </w:num>
+  <w:num w:numId="10">
+    <w:abstractNumId w:val="19"/>
+  </w:num>
+  <w:num w:numId="11">
+    <w:abstractNumId w:val="20"/>
+  </w:num>
+  <w:num w:numId="12">
+    <w:abstractNumId w:val="21"/>
+  </w:num>
+  <w:num w:numId="13">
+    <w:abstractNumId w:val="12"/>
+  </w:num>
+  <w:num w:numId="14">
+    <w:abstractNumId w:val="6"/>
+  </w:num>
+  <w:num w:numId="15">
     <w:abstractNumId w:val="13"/>
   </w:num>
-  <w:num w:numId="10">
-    <w:abstractNumId w:val="15"/>
-  </w:num>
-  <w:num w:numId="11">
-    <w:abstractNumId w:val="16"/>
-  </w:num>
-  <w:num w:numId="12">
-    <w:abstractNumId w:val="17"/>
-  </w:num>
-  <w:num w:numId="13">
-    <w:abstractNumId w:val="9"/>
-  </w:num>
-  <w:num w:numId="14">
-    <w:abstractNumId w:val="4"/>
-  </w:num>
-  <w:num w:numId="15">
-    <w:abstractNumId w:val="10"/>
-  </w:num>
   <w:num w:numId="16">
-    <w:abstractNumId w:val="5"/>
+    <w:abstractNumId w:val="7"/>
   </w:num>
   <w:num w:numId="17">
-    <w:abstractNumId w:val="7"/>
+    <w:abstractNumId w:val="10"/>
   </w:num>
   <w:num w:numId="18">
     <w:abstractNumId w:val="2"/>
   </w:num>
   <w:num w:numId="19">
+    <w:abstractNumId w:val="11"/>
+  </w:num>
+  <w:num w:numId="20">
+    <w:abstractNumId w:val="3"/>
+  </w:num>
+  <w:num w:numId="21">
+    <w:abstractNumId w:val="5"/>
+  </w:num>
+  <w:num w:numId="22">
+    <w:abstractNumId w:val="17"/>
+  </w:num>
+  <w:num w:numId="23">
     <w:abstractNumId w:val="8"/>
   </w:num>
 </w:numbering>

--- a/Rodrigo/React Python/Rodrigo Fernandez.docx
+++ b/Rodrigo/React Python/Rodrigo Fernandez.docx
@@ -145,13 +145,15 @@
         <w:rPr>
           <w:szCs w:val="24"/>
         </w:rPr>
-        <w:t>www.linkedin.com/in/rodrigobermejo-fernández-9a5a0664</w:t>
-      </w:r>
-      <w:r>
-        <w:rPr>
-          <w:szCs w:val="24"/>
-        </w:rPr>
-        <w:t xml:space="preserve"> | </w:t>
+        <w:t>https://www.linkedin.com/in/rodrigo-bermejo-fern%C3%A1ndez-9a5a0664/</w:t>
+      </w:r>
+      <w:bookmarkStart w:id="0" w:name="_GoBack"/>
+      <w:bookmarkEnd w:id="0"/>
+      <w:r>
+        <w:rPr>
+          <w:szCs w:val="24"/>
+        </w:rPr>
+        <w:t xml:space="preserve">| </w:t>
       </w:r>
       <w:r>
         <w:rPr>
@@ -2479,8 +2481,6 @@
           <w:szCs w:val="36"/>
         </w:rPr>
       </w:pPr>
-      <w:bookmarkStart w:id="0" w:name="_GoBack"/>
-      <w:bookmarkEnd w:id="0"/>
       <w:r>
         <w:rPr>
           <w:b/>

--- a/Rodrigo/React Python/Rodrigo Fernandez.docx
+++ b/Rodrigo/React Python/Rodrigo Fernandez.docx
@@ -121,6 +121,11 @@
           <w:szCs w:val="24"/>
         </w:rPr>
         <w:br/>
+      </w:r>
+      <w:r>
+        <w:rPr>
+          <w:szCs w:val="24"/>
+        </w:rPr>
         <w:t xml:space="preserve">Katy, Texas </w:t>
       </w:r>
       <w:r>
@@ -133,34 +138,40 @@
         <w:rPr>
           <w:szCs w:val="24"/>
         </w:rPr>
-        <w:t>+1 (407) 801-1287</w:t>
-      </w:r>
-      <w:r>
-        <w:rPr>
-          <w:szCs w:val="24"/>
-        </w:rPr>
-        <w:t xml:space="preserve"> | </w:t>
+        <w:t>+</w:t>
+      </w:r>
+      <w:r>
+        <w:rPr>
+          <w:szCs w:val="24"/>
+        </w:rPr>
+        <w:t>1 (430) 279-2231</w:t>
+      </w:r>
+      <w:r>
+        <w:rPr>
+          <w:szCs w:val="24"/>
+        </w:rPr>
+        <w:t xml:space="preserve">| </w:t>
       </w:r>
       <w:r>
         <w:rPr>
           <w:szCs w:val="24"/>
         </w:rPr>
         <w:t>https://www.linkedin.com/in/rodrigo-bermejo-fern%C3%A1ndez-9a5a0664/</w:t>
+      </w:r>
+      <w:r>
+        <w:rPr>
+          <w:szCs w:val="24"/>
+        </w:rPr>
+        <w:t xml:space="preserve">| </w:t>
+      </w:r>
+      <w:r>
+        <w:rPr>
+          <w:szCs w:val="24"/>
+        </w:rPr>
+        <w:t>rodrigobfdev@gmail.com</w:t>
       </w:r>
       <w:bookmarkStart w:id="0" w:name="_GoBack"/>
       <w:bookmarkEnd w:id="0"/>
-      <w:r>
-        <w:rPr>
-          <w:szCs w:val="24"/>
-        </w:rPr>
-        <w:t xml:space="preserve">| </w:t>
-      </w:r>
-      <w:r>
-        <w:rPr>
-          <w:szCs w:val="24"/>
-        </w:rPr>
-        <w:t>rodrigobfdev@gmail.com</w:t>
-      </w:r>
     </w:p>
     <w:p>
       <w:pPr>
